--- a/tema 5/problemario/teoria.docx
+++ b/tema 5/problemario/teoria.docx
@@ -14,17 +14,7 @@
           <w:sz w:val="36"/>
           <w:szCs w:val="36"/>
         </w:rPr>
-        <w:t xml:space="preserve">  </w:t>
-      </w:r>
-      <w:r>
-        <w:rPr>
-          <w:b/>
-          <w:bCs/>
-          <w:color w:val="1F4E78"/>
-          <w:sz w:val="36"/>
-          <w:szCs w:val="36"/>
-        </w:rPr>
-        <w:t>MÉTODOS DE INTERPOLACIÓN Y EXTRAPOLACIÓN</w:t>
+        <w:t xml:space="preserve">  MÉTODOS DE INTERPOLACIÓN Y EXTRAPOLACIÓN</w:t>
       </w:r>
     </w:p>
     <w:p>
@@ -89,7 +79,10 @@
               <w:tab w:val="right" w:leader="dot" w:pos="9350"/>
             </w:tabs>
             <w:rPr>
+              <w:rFonts w:asciiTheme="minorHAnsi" w:eastAsiaTheme="minorEastAsia" w:hAnsiTheme="minorHAnsi" w:cstheme="minorBidi"/>
               <w:noProof/>
+              <w:kern w:val="2"/>
+              <w14:ligatures w14:val="standardContextual"/>
             </w:rPr>
           </w:pPr>
           <w:r>
@@ -101,7 +94,7 @@
           <w:r>
             <w:fldChar w:fldCharType="separate"/>
           </w:r>
-          <w:hyperlink w:anchor="_Toc230813106" w:history="1">
+          <w:hyperlink w:anchor="_Toc230814552" w:history="1">
             <w:r>
               <w:rPr>
                 <w:rStyle w:val="Hipervnculo"/>
@@ -125,7 +118,7 @@
               <w:rPr>
                 <w:noProof/>
               </w:rPr>
-              <w:instrText xml:space="preserve"> PAGEREF _Toc230813106 \h </w:instrText>
+              <w:instrText xml:space="preserve"> PAGEREF _Toc230814552 \h </w:instrText>
             </w:r>
             <w:r>
               <w:rPr>
@@ -142,7 +135,7 @@
               <w:rPr>
                 <w:noProof/>
               </w:rPr>
-              <w:t>1</w:t>
+              <w:t>3</w:t>
             </w:r>
             <w:r>
               <w:rPr>
@@ -159,10 +152,13 @@
               <w:tab w:val="right" w:leader="dot" w:pos="9350"/>
             </w:tabs>
             <w:rPr>
+              <w:rFonts w:asciiTheme="minorHAnsi" w:eastAsiaTheme="minorEastAsia" w:hAnsiTheme="minorHAnsi" w:cstheme="minorBidi"/>
               <w:noProof/>
+              <w:kern w:val="2"/>
+              <w14:ligatures w14:val="standardContextual"/>
             </w:rPr>
           </w:pPr>
-          <w:hyperlink w:anchor="_Toc230813107" w:history="1">
+          <w:hyperlink w:anchor="_Toc230814553" w:history="1">
             <w:r>
               <w:rPr>
                 <w:rStyle w:val="Hipervnculo"/>
@@ -186,7 +182,7 @@
               <w:rPr>
                 <w:noProof/>
               </w:rPr>
-              <w:instrText xml:space="preserve"> PAGEREF _Toc230813107 \h </w:instrText>
+              <w:instrText xml:space="preserve"> PAGEREF _Toc230814553 \h </w:instrText>
             </w:r>
             <w:r>
               <w:rPr>
@@ -203,7 +199,7 @@
               <w:rPr>
                 <w:noProof/>
               </w:rPr>
-              <w:t>1</w:t>
+              <w:t>3</w:t>
             </w:r>
             <w:r>
               <w:rPr>
@@ -220,10 +216,13 @@
               <w:tab w:val="right" w:leader="dot" w:pos="9350"/>
             </w:tabs>
             <w:rPr>
+              <w:rFonts w:asciiTheme="minorHAnsi" w:eastAsiaTheme="minorEastAsia" w:hAnsiTheme="minorHAnsi" w:cstheme="minorBidi"/>
               <w:noProof/>
+              <w:kern w:val="2"/>
+              <w14:ligatures w14:val="standardContextual"/>
             </w:rPr>
           </w:pPr>
-          <w:hyperlink w:anchor="_Toc230813108" w:history="1">
+          <w:hyperlink w:anchor="_Toc230814554" w:history="1">
             <w:r>
               <w:rPr>
                 <w:rStyle w:val="Hipervnculo"/>
@@ -247,7 +246,7 @@
               <w:rPr>
                 <w:noProof/>
               </w:rPr>
-              <w:instrText xml:space="preserve"> PAGEREF _Toc230813108 \h </w:instrText>
+              <w:instrText xml:space="preserve"> PAGEREF _Toc230814554 \h </w:instrText>
             </w:r>
             <w:r>
               <w:rPr>
@@ -264,7 +263,7 @@
               <w:rPr>
                 <w:noProof/>
               </w:rPr>
-              <w:t>1</w:t>
+              <w:t>3</w:t>
             </w:r>
             <w:r>
               <w:rPr>
@@ -281,10 +280,13 @@
               <w:tab w:val="right" w:leader="dot" w:pos="9350"/>
             </w:tabs>
             <w:rPr>
+              <w:rFonts w:asciiTheme="minorHAnsi" w:eastAsiaTheme="minorEastAsia" w:hAnsiTheme="minorHAnsi" w:cstheme="minorBidi"/>
               <w:noProof/>
+              <w:kern w:val="2"/>
+              <w14:ligatures w14:val="standardContextual"/>
             </w:rPr>
           </w:pPr>
-          <w:hyperlink w:anchor="_Toc230813109" w:history="1">
+          <w:hyperlink w:anchor="_Toc230814555" w:history="1">
             <w:r>
               <w:rPr>
                 <w:rStyle w:val="Hipervnculo"/>
@@ -308,7 +310,7 @@
               <w:rPr>
                 <w:noProof/>
               </w:rPr>
-              <w:instrText xml:space="preserve"> PAGEREF _Toc230813109 \h </w:instrText>
+              <w:instrText xml:space="preserve"> PAGEREF _Toc230814555 \h </w:instrText>
             </w:r>
             <w:r>
               <w:rPr>
@@ -325,7 +327,7 @@
               <w:rPr>
                 <w:noProof/>
               </w:rPr>
-              <w:t>1</w:t>
+              <w:t>4</w:t>
             </w:r>
             <w:r>
               <w:rPr>
@@ -342,10 +344,13 @@
               <w:tab w:val="right" w:leader="dot" w:pos="9350"/>
             </w:tabs>
             <w:rPr>
+              <w:rFonts w:asciiTheme="minorHAnsi" w:eastAsiaTheme="minorEastAsia" w:hAnsiTheme="minorHAnsi" w:cstheme="minorBidi"/>
               <w:noProof/>
+              <w:kern w:val="2"/>
+              <w14:ligatures w14:val="standardContextual"/>
             </w:rPr>
           </w:pPr>
-          <w:hyperlink w:anchor="_Toc230813110" w:history="1">
+          <w:hyperlink w:anchor="_Toc230814556" w:history="1">
             <w:r>
               <w:rPr>
                 <w:rStyle w:val="Hipervnculo"/>
@@ -369,7 +374,7 @@
               <w:rPr>
                 <w:noProof/>
               </w:rPr>
-              <w:instrText xml:space="preserve"> PAGEREF _Toc230813110 \h </w:instrText>
+              <w:instrText xml:space="preserve"> PAGEREF _Toc230814556 \h </w:instrText>
             </w:r>
             <w:r>
               <w:rPr>
@@ -386,7 +391,7 @@
               <w:rPr>
                 <w:noProof/>
               </w:rPr>
-              <w:t>1</w:t>
+              <w:t>5</w:t>
             </w:r>
             <w:r>
               <w:rPr>
@@ -403,10 +408,13 @@
               <w:tab w:val="right" w:leader="dot" w:pos="9350"/>
             </w:tabs>
             <w:rPr>
+              <w:rFonts w:asciiTheme="minorHAnsi" w:eastAsiaTheme="minorEastAsia" w:hAnsiTheme="minorHAnsi" w:cstheme="minorBidi"/>
               <w:noProof/>
+              <w:kern w:val="2"/>
+              <w14:ligatures w14:val="standardContextual"/>
             </w:rPr>
           </w:pPr>
-          <w:hyperlink w:anchor="_Toc230813111" w:history="1">
+          <w:hyperlink w:anchor="_Toc230814557" w:history="1">
             <w:r>
               <w:rPr>
                 <w:rStyle w:val="Hipervnculo"/>
@@ -430,7 +438,7 @@
               <w:rPr>
                 <w:noProof/>
               </w:rPr>
-              <w:instrText xml:space="preserve"> PAGEREF _Toc230813111 \h </w:instrText>
+              <w:instrText xml:space="preserve"> PAGEREF _Toc230814557 \h </w:instrText>
             </w:r>
             <w:r>
               <w:rPr>
@@ -447,7 +455,7 @@
               <w:rPr>
                 <w:noProof/>
               </w:rPr>
-              <w:t>1</w:t>
+              <w:t>7</w:t>
             </w:r>
             <w:r>
               <w:rPr>
@@ -464,10 +472,13 @@
               <w:tab w:val="right" w:leader="dot" w:pos="9350"/>
             </w:tabs>
             <w:rPr>
+              <w:rFonts w:asciiTheme="minorHAnsi" w:eastAsiaTheme="minorEastAsia" w:hAnsiTheme="minorHAnsi" w:cstheme="minorBidi"/>
               <w:noProof/>
+              <w:kern w:val="2"/>
+              <w14:ligatures w14:val="standardContextual"/>
             </w:rPr>
           </w:pPr>
-          <w:hyperlink w:anchor="_Toc230813112" w:history="1">
+          <w:hyperlink w:anchor="_Toc230814558" w:history="1">
             <w:r>
               <w:rPr>
                 <w:rStyle w:val="Hipervnculo"/>
@@ -491,7 +502,7 @@
               <w:rPr>
                 <w:noProof/>
               </w:rPr>
-              <w:instrText xml:space="preserve"> PAGEREF _Toc230813112 \h </w:instrText>
+              <w:instrText xml:space="preserve"> PAGEREF _Toc230814558 \h </w:instrText>
             </w:r>
             <w:r>
               <w:rPr>
@@ -508,7 +519,7 @@
               <w:rPr>
                 <w:noProof/>
               </w:rPr>
-              <w:t>1</w:t>
+              <w:t>7</w:t>
             </w:r>
             <w:r>
               <w:rPr>
@@ -525,10 +536,13 @@
               <w:tab w:val="right" w:leader="dot" w:pos="9350"/>
             </w:tabs>
             <w:rPr>
+              <w:rFonts w:asciiTheme="minorHAnsi" w:eastAsiaTheme="minorEastAsia" w:hAnsiTheme="minorHAnsi" w:cstheme="minorBidi"/>
               <w:noProof/>
+              <w:kern w:val="2"/>
+              <w14:ligatures w14:val="standardContextual"/>
             </w:rPr>
           </w:pPr>
-          <w:hyperlink w:anchor="_Toc230813113" w:history="1">
+          <w:hyperlink w:anchor="_Toc230814559" w:history="1">
             <w:r>
               <w:rPr>
                 <w:rStyle w:val="Hipervnculo"/>
@@ -552,7 +566,7 @@
               <w:rPr>
                 <w:noProof/>
               </w:rPr>
-              <w:instrText xml:space="preserve"> PAGEREF _Toc230813113 \h </w:instrText>
+              <w:instrText xml:space="preserve"> PAGEREF _Toc230814559 \h </w:instrText>
             </w:r>
             <w:r>
               <w:rPr>
@@ -569,7 +583,7 @@
               <w:rPr>
                 <w:noProof/>
               </w:rPr>
-              <w:t>1</w:t>
+              <w:t>7</w:t>
             </w:r>
             <w:r>
               <w:rPr>
@@ -586,10 +600,13 @@
               <w:tab w:val="right" w:leader="dot" w:pos="9350"/>
             </w:tabs>
             <w:rPr>
+              <w:rFonts w:asciiTheme="minorHAnsi" w:eastAsiaTheme="minorEastAsia" w:hAnsiTheme="minorHAnsi" w:cstheme="minorBidi"/>
               <w:noProof/>
+              <w:kern w:val="2"/>
+              <w14:ligatures w14:val="standardContextual"/>
             </w:rPr>
           </w:pPr>
-          <w:hyperlink w:anchor="_Toc230813114" w:history="1">
+          <w:hyperlink w:anchor="_Toc230814560" w:history="1">
             <w:r>
               <w:rPr>
                 <w:rStyle w:val="Hipervnculo"/>
@@ -613,7 +630,7 @@
               <w:rPr>
                 <w:noProof/>
               </w:rPr>
-              <w:instrText xml:space="preserve"> PAGEREF _Toc230813114 \h </w:instrText>
+              <w:instrText xml:space="preserve"> PAGEREF _Toc230814560 \h </w:instrText>
             </w:r>
             <w:r>
               <w:rPr>
@@ -630,7 +647,7 @@
               <w:rPr>
                 <w:noProof/>
               </w:rPr>
-              <w:t>1</w:t>
+              <w:t>8</w:t>
             </w:r>
             <w:r>
               <w:rPr>
@@ -647,10 +664,13 @@
               <w:tab w:val="right" w:leader="dot" w:pos="9350"/>
             </w:tabs>
             <w:rPr>
+              <w:rFonts w:asciiTheme="minorHAnsi" w:eastAsiaTheme="minorEastAsia" w:hAnsiTheme="minorHAnsi" w:cstheme="minorBidi"/>
               <w:noProof/>
+              <w:kern w:val="2"/>
+              <w14:ligatures w14:val="standardContextual"/>
             </w:rPr>
           </w:pPr>
-          <w:hyperlink w:anchor="_Toc230813115" w:history="1">
+          <w:hyperlink w:anchor="_Toc230814561" w:history="1">
             <w:r>
               <w:rPr>
                 <w:rStyle w:val="Hipervnculo"/>
@@ -674,7 +694,7 @@
               <w:rPr>
                 <w:noProof/>
               </w:rPr>
-              <w:instrText xml:space="preserve"> PAGEREF _Toc230813115 \h </w:instrText>
+              <w:instrText xml:space="preserve"> PAGEREF _Toc230814561 \h </w:instrText>
             </w:r>
             <w:r>
               <w:rPr>
@@ -691,7 +711,7 @@
               <w:rPr>
                 <w:noProof/>
               </w:rPr>
-              <w:t>1</w:t>
+              <w:t>8</w:t>
             </w:r>
             <w:r>
               <w:rPr>
@@ -708,10 +728,13 @@
               <w:tab w:val="right" w:leader="dot" w:pos="9350"/>
             </w:tabs>
             <w:rPr>
+              <w:rFonts w:asciiTheme="minorHAnsi" w:eastAsiaTheme="minorEastAsia" w:hAnsiTheme="minorHAnsi" w:cstheme="minorBidi"/>
               <w:noProof/>
+              <w:kern w:val="2"/>
+              <w14:ligatures w14:val="standardContextual"/>
             </w:rPr>
           </w:pPr>
-          <w:hyperlink w:anchor="_Toc230813116" w:history="1">
+          <w:hyperlink w:anchor="_Toc230814562" w:history="1">
             <w:r>
               <w:rPr>
                 <w:rStyle w:val="Hipervnculo"/>
@@ -735,7 +758,7 @@
               <w:rPr>
                 <w:noProof/>
               </w:rPr>
-              <w:instrText xml:space="preserve"> PAGEREF _Toc230813116 \h </w:instrText>
+              <w:instrText xml:space="preserve"> PAGEREF _Toc230814562 \h </w:instrText>
             </w:r>
             <w:r>
               <w:rPr>
@@ -752,7 +775,7 @@
               <w:rPr>
                 <w:noProof/>
               </w:rPr>
-              <w:t>1</w:t>
+              <w:t>10</w:t>
             </w:r>
             <w:r>
               <w:rPr>
@@ -769,10 +792,13 @@
               <w:tab w:val="right" w:leader="dot" w:pos="9350"/>
             </w:tabs>
             <w:rPr>
+              <w:rFonts w:asciiTheme="minorHAnsi" w:eastAsiaTheme="minorEastAsia" w:hAnsiTheme="minorHAnsi" w:cstheme="minorBidi"/>
               <w:noProof/>
+              <w:kern w:val="2"/>
+              <w14:ligatures w14:val="standardContextual"/>
             </w:rPr>
           </w:pPr>
-          <w:hyperlink w:anchor="_Toc230813117" w:history="1">
+          <w:hyperlink w:anchor="_Toc230814563" w:history="1">
             <w:r>
               <w:rPr>
                 <w:rStyle w:val="Hipervnculo"/>
@@ -796,7 +822,7 @@
               <w:rPr>
                 <w:noProof/>
               </w:rPr>
-              <w:instrText xml:space="preserve"> PAGEREF _Toc230813117 \h </w:instrText>
+              <w:instrText xml:space="preserve"> PAGEREF _Toc230814563 \h </w:instrText>
             </w:r>
             <w:r>
               <w:rPr>
@@ -813,7 +839,7 @@
               <w:rPr>
                 <w:noProof/>
               </w:rPr>
-              <w:t>1</w:t>
+              <w:t>10</w:t>
             </w:r>
             <w:r>
               <w:rPr>
@@ -830,10 +856,13 @@
               <w:tab w:val="right" w:leader="dot" w:pos="9350"/>
             </w:tabs>
             <w:rPr>
+              <w:rFonts w:asciiTheme="minorHAnsi" w:eastAsiaTheme="minorEastAsia" w:hAnsiTheme="minorHAnsi" w:cstheme="minorBidi"/>
               <w:noProof/>
+              <w:kern w:val="2"/>
+              <w14:ligatures w14:val="standardContextual"/>
             </w:rPr>
           </w:pPr>
-          <w:hyperlink w:anchor="_Toc230813118" w:history="1">
+          <w:hyperlink w:anchor="_Toc230814564" w:history="1">
             <w:r>
               <w:rPr>
                 <w:rStyle w:val="Hipervnculo"/>
@@ -857,7 +886,7 @@
               <w:rPr>
                 <w:noProof/>
               </w:rPr>
-              <w:instrText xml:space="preserve"> PAGEREF _Toc230813118 \h </w:instrText>
+              <w:instrText xml:space="preserve"> PAGEREF _Toc230814564 \h </w:instrText>
             </w:r>
             <w:r>
               <w:rPr>
@@ -874,7 +903,7 @@
               <w:rPr>
                 <w:noProof/>
               </w:rPr>
-              <w:t>1</w:t>
+              <w:t>10</w:t>
             </w:r>
             <w:r>
               <w:rPr>
@@ -891,10 +920,13 @@
               <w:tab w:val="right" w:leader="dot" w:pos="9350"/>
             </w:tabs>
             <w:rPr>
+              <w:rFonts w:asciiTheme="minorHAnsi" w:eastAsiaTheme="minorEastAsia" w:hAnsiTheme="minorHAnsi" w:cstheme="minorBidi"/>
               <w:noProof/>
+              <w:kern w:val="2"/>
+              <w14:ligatures w14:val="standardContextual"/>
             </w:rPr>
           </w:pPr>
-          <w:hyperlink w:anchor="_Toc230813119" w:history="1">
+          <w:hyperlink w:anchor="_Toc230814565" w:history="1">
             <w:r>
               <w:rPr>
                 <w:rStyle w:val="Hipervnculo"/>
@@ -918,7 +950,7 @@
               <w:rPr>
                 <w:noProof/>
               </w:rPr>
-              <w:instrText xml:space="preserve"> PAGEREF _Toc230813119 \h </w:instrText>
+              <w:instrText xml:space="preserve"> PAGEREF _Toc230814565 \h </w:instrText>
             </w:r>
             <w:r>
               <w:rPr>
@@ -935,7 +967,7 @@
               <w:rPr>
                 <w:noProof/>
               </w:rPr>
-              <w:t>1</w:t>
+              <w:t>11</w:t>
             </w:r>
             <w:r>
               <w:rPr>
@@ -952,10 +984,13 @@
               <w:tab w:val="right" w:leader="dot" w:pos="9350"/>
             </w:tabs>
             <w:rPr>
+              <w:rFonts w:asciiTheme="minorHAnsi" w:eastAsiaTheme="minorEastAsia" w:hAnsiTheme="minorHAnsi" w:cstheme="minorBidi"/>
               <w:noProof/>
+              <w:kern w:val="2"/>
+              <w14:ligatures w14:val="standardContextual"/>
             </w:rPr>
           </w:pPr>
-          <w:hyperlink w:anchor="_Toc230813120" w:history="1">
+          <w:hyperlink w:anchor="_Toc230814566" w:history="1">
             <w:r>
               <w:rPr>
                 <w:rStyle w:val="Hipervnculo"/>
@@ -979,7 +1014,7 @@
               <w:rPr>
                 <w:noProof/>
               </w:rPr>
-              <w:instrText xml:space="preserve"> PAGEREF _Toc230813120 \h </w:instrText>
+              <w:instrText xml:space="preserve"> PAGEREF _Toc230814566 \h </w:instrText>
             </w:r>
             <w:r>
               <w:rPr>
@@ -996,7 +1031,7 @@
               <w:rPr>
                 <w:noProof/>
               </w:rPr>
-              <w:t>1</w:t>
+              <w:t>11</w:t>
             </w:r>
             <w:r>
               <w:rPr>
@@ -1013,10 +1048,13 @@
               <w:tab w:val="right" w:leader="dot" w:pos="9350"/>
             </w:tabs>
             <w:rPr>
+              <w:rFonts w:asciiTheme="minorHAnsi" w:eastAsiaTheme="minorEastAsia" w:hAnsiTheme="minorHAnsi" w:cstheme="minorBidi"/>
               <w:noProof/>
+              <w:kern w:val="2"/>
+              <w14:ligatures w14:val="standardContextual"/>
             </w:rPr>
           </w:pPr>
-          <w:hyperlink w:anchor="_Toc230813121" w:history="1">
+          <w:hyperlink w:anchor="_Toc230814567" w:history="1">
             <w:r>
               <w:rPr>
                 <w:rStyle w:val="Hipervnculo"/>
@@ -1040,7 +1078,7 @@
               <w:rPr>
                 <w:noProof/>
               </w:rPr>
-              <w:instrText xml:space="preserve"> PAGEREF _Toc230813121 \h </w:instrText>
+              <w:instrText xml:space="preserve"> PAGEREF _Toc230814567 \h </w:instrText>
             </w:r>
             <w:r>
               <w:rPr>
@@ -1057,7 +1095,7 @@
               <w:rPr>
                 <w:noProof/>
               </w:rPr>
-              <w:t>1</w:t>
+              <w:t>12</w:t>
             </w:r>
             <w:r>
               <w:rPr>
@@ -1074,10 +1112,13 @@
               <w:tab w:val="right" w:leader="dot" w:pos="9350"/>
             </w:tabs>
             <w:rPr>
+              <w:rFonts w:asciiTheme="minorHAnsi" w:eastAsiaTheme="minorEastAsia" w:hAnsiTheme="minorHAnsi" w:cstheme="minorBidi"/>
               <w:noProof/>
+              <w:kern w:val="2"/>
+              <w14:ligatures w14:val="standardContextual"/>
             </w:rPr>
           </w:pPr>
-          <w:hyperlink w:anchor="_Toc230813122" w:history="1">
+          <w:hyperlink w:anchor="_Toc230814568" w:history="1">
             <w:r>
               <w:rPr>
                 <w:rStyle w:val="Hipervnculo"/>
@@ -1101,7 +1142,7 @@
               <w:rPr>
                 <w:noProof/>
               </w:rPr>
-              <w:instrText xml:space="preserve"> PAGEREF _Toc230813122 \h </w:instrText>
+              <w:instrText xml:space="preserve"> PAGEREF _Toc230814568 \h </w:instrText>
             </w:r>
             <w:r>
               <w:rPr>
@@ -1118,7 +1159,7 @@
               <w:rPr>
                 <w:noProof/>
               </w:rPr>
-              <w:t>1</w:t>
+              <w:t>12</w:t>
             </w:r>
             <w:r>
               <w:rPr>
@@ -1135,10 +1176,13 @@
               <w:tab w:val="right" w:leader="dot" w:pos="9350"/>
             </w:tabs>
             <w:rPr>
+              <w:rFonts w:asciiTheme="minorHAnsi" w:eastAsiaTheme="minorEastAsia" w:hAnsiTheme="minorHAnsi" w:cstheme="minorBidi"/>
               <w:noProof/>
+              <w:kern w:val="2"/>
+              <w14:ligatures w14:val="standardContextual"/>
             </w:rPr>
           </w:pPr>
-          <w:hyperlink w:anchor="_Toc230813123" w:history="1">
+          <w:hyperlink w:anchor="_Toc230814569" w:history="1">
             <w:r>
               <w:rPr>
                 <w:rStyle w:val="Hipervnculo"/>
@@ -1162,7 +1206,7 @@
               <w:rPr>
                 <w:noProof/>
               </w:rPr>
-              <w:instrText xml:space="preserve"> PAGEREF _Toc230813123 \h </w:instrText>
+              <w:instrText xml:space="preserve"> PAGEREF _Toc230814569 \h </w:instrText>
             </w:r>
             <w:r>
               <w:rPr>
@@ -1179,7 +1223,7 @@
               <w:rPr>
                 <w:noProof/>
               </w:rPr>
-              <w:t>1</w:t>
+              <w:t>12</w:t>
             </w:r>
             <w:r>
               <w:rPr>
@@ -1196,10 +1240,13 @@
               <w:tab w:val="right" w:leader="dot" w:pos="9350"/>
             </w:tabs>
             <w:rPr>
+              <w:rFonts w:asciiTheme="minorHAnsi" w:eastAsiaTheme="minorEastAsia" w:hAnsiTheme="minorHAnsi" w:cstheme="minorBidi"/>
               <w:noProof/>
+              <w:kern w:val="2"/>
+              <w14:ligatures w14:val="standardContextual"/>
             </w:rPr>
           </w:pPr>
-          <w:hyperlink w:anchor="_Toc230813124" w:history="1">
+          <w:hyperlink w:anchor="_Toc230814570" w:history="1">
             <w:r>
               <w:rPr>
                 <w:rStyle w:val="Hipervnculo"/>
@@ -1223,7 +1270,7 @@
               <w:rPr>
                 <w:noProof/>
               </w:rPr>
-              <w:instrText xml:space="preserve"> PAGEREF _Toc230813124 \h </w:instrText>
+              <w:instrText xml:space="preserve"> PAGEREF _Toc230814570 \h </w:instrText>
             </w:r>
             <w:r>
               <w:rPr>
@@ -1240,7 +1287,7 @@
               <w:rPr>
                 <w:noProof/>
               </w:rPr>
-              <w:t>1</w:t>
+              <w:t>13</w:t>
             </w:r>
             <w:r>
               <w:rPr>
@@ -1257,10 +1304,13 @@
               <w:tab w:val="right" w:leader="dot" w:pos="9350"/>
             </w:tabs>
             <w:rPr>
+              <w:rFonts w:asciiTheme="minorHAnsi" w:eastAsiaTheme="minorEastAsia" w:hAnsiTheme="minorHAnsi" w:cstheme="minorBidi"/>
               <w:noProof/>
+              <w:kern w:val="2"/>
+              <w14:ligatures w14:val="standardContextual"/>
             </w:rPr>
           </w:pPr>
-          <w:hyperlink w:anchor="_Toc230813125" w:history="1">
+          <w:hyperlink w:anchor="_Toc230814571" w:history="1">
             <w:r>
               <w:rPr>
                 <w:rStyle w:val="Hipervnculo"/>
@@ -1284,7 +1334,7 @@
               <w:rPr>
                 <w:noProof/>
               </w:rPr>
-              <w:instrText xml:space="preserve"> PAGEREF _Toc230813125 \h </w:instrText>
+              <w:instrText xml:space="preserve"> PAGEREF _Toc230814571 \h </w:instrText>
             </w:r>
             <w:r>
               <w:rPr>
@@ -1301,7 +1351,7 @@
               <w:rPr>
                 <w:noProof/>
               </w:rPr>
-              <w:t>1</w:t>
+              <w:t>14</w:t>
             </w:r>
             <w:r>
               <w:rPr>
@@ -1318,10 +1368,13 @@
               <w:tab w:val="right" w:leader="dot" w:pos="9350"/>
             </w:tabs>
             <w:rPr>
+              <w:rFonts w:asciiTheme="minorHAnsi" w:eastAsiaTheme="minorEastAsia" w:hAnsiTheme="minorHAnsi" w:cstheme="minorBidi"/>
               <w:noProof/>
+              <w:kern w:val="2"/>
+              <w14:ligatures w14:val="standardContextual"/>
             </w:rPr>
           </w:pPr>
-          <w:hyperlink w:anchor="_Toc230813126" w:history="1">
+          <w:hyperlink w:anchor="_Toc230814572" w:history="1">
             <w:r>
               <w:rPr>
                 <w:rStyle w:val="Hipervnculo"/>
@@ -1345,7 +1398,7 @@
               <w:rPr>
                 <w:noProof/>
               </w:rPr>
-              <w:instrText xml:space="preserve"> PAGEREF _Toc230813126 \h </w:instrText>
+              <w:instrText xml:space="preserve"> PAGEREF _Toc230814572 \h </w:instrText>
             </w:r>
             <w:r>
               <w:rPr>
@@ -1362,7 +1415,7 @@
               <w:rPr>
                 <w:noProof/>
               </w:rPr>
-              <w:t>1</w:t>
+              <w:t>14</w:t>
             </w:r>
             <w:r>
               <w:rPr>
@@ -1379,10 +1432,13 @@
               <w:tab w:val="right" w:leader="dot" w:pos="9350"/>
             </w:tabs>
             <w:rPr>
+              <w:rFonts w:asciiTheme="minorHAnsi" w:eastAsiaTheme="minorEastAsia" w:hAnsiTheme="minorHAnsi" w:cstheme="minorBidi"/>
               <w:noProof/>
+              <w:kern w:val="2"/>
+              <w14:ligatures w14:val="standardContextual"/>
             </w:rPr>
           </w:pPr>
-          <w:hyperlink w:anchor="_Toc230813127" w:history="1">
+          <w:hyperlink w:anchor="_Toc230814573" w:history="1">
             <w:r>
               <w:rPr>
                 <w:rStyle w:val="Hipervnculo"/>
@@ -1406,7 +1462,7 @@
               <w:rPr>
                 <w:noProof/>
               </w:rPr>
-              <w:instrText xml:space="preserve"> PAGEREF _Toc230813127 \h </w:instrText>
+              <w:instrText xml:space="preserve"> PAGEREF _Toc230814573 \h </w:instrText>
             </w:r>
             <w:r>
               <w:rPr>
@@ -1423,7 +1479,7 @@
               <w:rPr>
                 <w:noProof/>
               </w:rPr>
-              <w:t>1</w:t>
+              <w:t>15</w:t>
             </w:r>
             <w:r>
               <w:rPr>
@@ -1440,10 +1496,13 @@
               <w:tab w:val="right" w:leader="dot" w:pos="9350"/>
             </w:tabs>
             <w:rPr>
+              <w:rFonts w:asciiTheme="minorHAnsi" w:eastAsiaTheme="minorEastAsia" w:hAnsiTheme="minorHAnsi" w:cstheme="minorBidi"/>
               <w:noProof/>
+              <w:kern w:val="2"/>
+              <w14:ligatures w14:val="standardContextual"/>
             </w:rPr>
           </w:pPr>
-          <w:hyperlink w:anchor="_Toc230813128" w:history="1">
+          <w:hyperlink w:anchor="_Toc230814574" w:history="1">
             <w:r>
               <w:rPr>
                 <w:rStyle w:val="Hipervnculo"/>
@@ -1467,7 +1526,7 @@
               <w:rPr>
                 <w:noProof/>
               </w:rPr>
-              <w:instrText xml:space="preserve"> PAGEREF _Toc230813128 \h </w:instrText>
+              <w:instrText xml:space="preserve"> PAGEREF _Toc230814574 \h </w:instrText>
             </w:r>
             <w:r>
               <w:rPr>
@@ -1484,7 +1543,71 @@
               <w:rPr>
                 <w:noProof/>
               </w:rPr>
-              <w:t>1</w:t>
+              <w:t>17</w:t>
+            </w:r>
+            <w:r>
+              <w:rPr>
+                <w:noProof/>
+              </w:rPr>
+              <w:fldChar w:fldCharType="end"/>
+            </w:r>
+          </w:hyperlink>
+        </w:p>
+        <w:p>
+          <w:pPr>
+            <w:pStyle w:val="TDC1"/>
+            <w:tabs>
+              <w:tab w:val="right" w:leader="dot" w:pos="9350"/>
+            </w:tabs>
+            <w:rPr>
+              <w:rFonts w:asciiTheme="minorHAnsi" w:eastAsiaTheme="minorEastAsia" w:hAnsiTheme="minorHAnsi" w:cstheme="minorBidi"/>
+              <w:noProof/>
+              <w:kern w:val="2"/>
+              <w14:ligatures w14:val="standardContextual"/>
+            </w:rPr>
+          </w:pPr>
+          <w:hyperlink w:anchor="_Toc230814575" w:history="1">
+            <w:r>
+              <w:rPr>
+                <w:rStyle w:val="Hipervnculo"/>
+                <w:noProof/>
+              </w:rPr>
+              <w:t>PROMPT UTILIZADO</w:t>
+            </w:r>
+            <w:r>
+              <w:rPr>
+                <w:noProof/>
+              </w:rPr>
+              <w:tab/>
+            </w:r>
+            <w:r>
+              <w:rPr>
+                <w:noProof/>
+              </w:rPr>
+              <w:fldChar w:fldCharType="begin"/>
+            </w:r>
+            <w:r>
+              <w:rPr>
+                <w:noProof/>
+              </w:rPr>
+              <w:instrText xml:space="preserve"> PAGEREF _Toc230814575 \h </w:instrText>
+            </w:r>
+            <w:r>
+              <w:rPr>
+                <w:noProof/>
+              </w:rPr>
+            </w:r>
+            <w:r>
+              <w:rPr>
+                <w:noProof/>
+              </w:rPr>
+              <w:fldChar w:fldCharType="separate"/>
+            </w:r>
+            <w:r>
+              <w:rPr>
+                <w:noProof/>
+              </w:rPr>
+              <w:t>17</w:t>
             </w:r>
             <w:r>
               <w:rPr>
@@ -1510,7 +1633,7 @@
       <w:pPr>
         <w:pStyle w:val="Ttulo1"/>
       </w:pPr>
-      <w:bookmarkStart w:id="0" w:name="_Toc230813106"/>
+      <w:bookmarkStart w:id="0" w:name="_Toc230814552"/>
       <w:r>
         <w:lastRenderedPageBreak/>
         <w:t>1. INTERPOLACIÓN</w:t>
@@ -1521,7 +1644,7 @@
       <w:pPr>
         <w:pStyle w:val="Ttulo2"/>
       </w:pPr>
-      <w:bookmarkStart w:id="1" w:name="_Toc230813107"/>
+      <w:bookmarkStart w:id="1" w:name="_Toc230814553"/>
       <w:r>
         <w:t>1.1. Concepto y Definición</w:t>
       </w:r>
@@ -1610,7 +1733,7 @@
       <w:pPr>
         <w:pStyle w:val="Ttulo2"/>
       </w:pPr>
-      <w:bookmarkStart w:id="2" w:name="_Toc230813108"/>
+      <w:bookmarkStart w:id="2" w:name="_Toc230814554"/>
       <w:r>
         <w:t>1.2. Interpolación Lineal</w:t>
       </w:r>
@@ -1894,12 +2017,6 @@
         <w:gridCol w:w="4680"/>
       </w:tblGrid>
       <w:tr>
-        <w:tblPrEx>
-          <w:tblCellMar>
-            <w:top w:w="0" w:type="dxa"/>
-            <w:bottom w:w="0" w:type="dxa"/>
-          </w:tblCellMar>
-        </w:tblPrEx>
         <w:tc>
           <w:tcPr>
             <w:tcW w:w="4680" w:type="dxa"/>
@@ -1958,12 +2075,6 @@
         </w:tc>
       </w:tr>
       <w:tr>
-        <w:tblPrEx>
-          <w:tblCellMar>
-            <w:top w:w="0" w:type="dxa"/>
-            <w:bottom w:w="0" w:type="dxa"/>
-          </w:tblCellMar>
-        </w:tblPrEx>
         <w:tc>
           <w:tcPr>
             <w:tcW w:w="4680" w:type="dxa"/>
@@ -2010,12 +2121,6 @@
         </w:tc>
       </w:tr>
       <w:tr>
-        <w:tblPrEx>
-          <w:tblCellMar>
-            <w:top w:w="0" w:type="dxa"/>
-            <w:bottom w:w="0" w:type="dxa"/>
-          </w:tblCellMar>
-        </w:tblPrEx>
         <w:tc>
           <w:tcPr>
             <w:tcW w:w="4680" w:type="dxa"/>
@@ -2062,12 +2167,6 @@
         </w:tc>
       </w:tr>
       <w:tr>
-        <w:tblPrEx>
-          <w:tblCellMar>
-            <w:top w:w="0" w:type="dxa"/>
-            <w:bottom w:w="0" w:type="dxa"/>
-          </w:tblCellMar>
-        </w:tblPrEx>
         <w:tc>
           <w:tcPr>
             <w:tcW w:w="4680" w:type="dxa"/>
@@ -2123,7 +2222,7 @@
       <w:pPr>
         <w:pStyle w:val="Ttulo2"/>
       </w:pPr>
-      <w:bookmarkStart w:id="3" w:name="_Toc230813109"/>
+      <w:bookmarkStart w:id="3" w:name="_Toc230814555"/>
       <w:r>
         <w:t>1.3. Interpolación Cuadrática</w:t>
       </w:r>
@@ -2664,7 +2763,7 @@
       <w:pPr>
         <w:pStyle w:val="Ttulo2"/>
       </w:pPr>
-      <w:bookmarkStart w:id="4" w:name="_Toc230813110"/>
+      <w:bookmarkStart w:id="4" w:name="_Toc230814556"/>
       <w:r>
         <w:t>1.4. Interpolación Segmentada (</w:t>
       </w:r>
@@ -3221,7 +3320,7 @@
       <w:pPr>
         <w:pStyle w:val="Ttulo1"/>
       </w:pPr>
-      <w:bookmarkStart w:id="5" w:name="_Toc230813111"/>
+      <w:bookmarkStart w:id="5" w:name="_Toc230814557"/>
       <w:r>
         <w:lastRenderedPageBreak/>
         <w:t>2. EXTRAPOLACIÓN</w:t>
@@ -3232,7 +3331,7 @@
       <w:pPr>
         <w:pStyle w:val="Ttulo2"/>
       </w:pPr>
-      <w:bookmarkStart w:id="6" w:name="_Toc230813112"/>
+      <w:bookmarkStart w:id="6" w:name="_Toc230814558"/>
       <w:r>
         <w:t>2.1. Concepto y Diferencias con Interpolación</w:t>
       </w:r>
@@ -3303,12 +3402,6 @@
         <w:gridCol w:w="3120"/>
       </w:tblGrid>
       <w:tr>
-        <w:tblPrEx>
-          <w:tblCellMar>
-            <w:top w:w="0" w:type="dxa"/>
-            <w:bottom w:w="0" w:type="dxa"/>
-          </w:tblCellMar>
-        </w:tblPrEx>
         <w:tc>
           <w:tcPr>
             <w:tcW w:w="3120" w:type="dxa"/>
@@ -3395,12 +3488,6 @@
         </w:tc>
       </w:tr>
       <w:tr>
-        <w:tblPrEx>
-          <w:tblCellMar>
-            <w:top w:w="0" w:type="dxa"/>
-            <w:bottom w:w="0" w:type="dxa"/>
-          </w:tblCellMar>
-        </w:tblPrEx>
         <w:tc>
           <w:tcPr>
             <w:tcW w:w="3120" w:type="dxa"/>
@@ -3469,12 +3556,6 @@
         </w:tc>
       </w:tr>
       <w:tr>
-        <w:tblPrEx>
-          <w:tblCellMar>
-            <w:top w:w="0" w:type="dxa"/>
-            <w:bottom w:w="0" w:type="dxa"/>
-          </w:tblCellMar>
-        </w:tblPrEx>
         <w:tc>
           <w:tcPr>
             <w:tcW w:w="3120" w:type="dxa"/>
@@ -3543,12 +3624,6 @@
         </w:tc>
       </w:tr>
       <w:tr>
-        <w:tblPrEx>
-          <w:tblCellMar>
-            <w:top w:w="0" w:type="dxa"/>
-            <w:bottom w:w="0" w:type="dxa"/>
-          </w:tblCellMar>
-        </w:tblPrEx>
         <w:tc>
           <w:tcPr>
             <w:tcW w:w="3120" w:type="dxa"/>
@@ -3617,12 +3692,6 @@
         </w:tc>
       </w:tr>
       <w:tr>
-        <w:tblPrEx>
-          <w:tblCellMar>
-            <w:top w:w="0" w:type="dxa"/>
-            <w:bottom w:w="0" w:type="dxa"/>
-          </w:tblCellMar>
-        </w:tblPrEx>
         <w:tc>
           <w:tcPr>
             <w:tcW w:w="3120" w:type="dxa"/>
@@ -3700,7 +3769,7 @@
       <w:pPr>
         <w:pStyle w:val="Ttulo2"/>
       </w:pPr>
-      <w:bookmarkStart w:id="7" w:name="_Toc230813113"/>
+      <w:bookmarkStart w:id="7" w:name="_Toc230814559"/>
       <w:r>
         <w:t>2.2. Extrapolación Lineal</w:t>
       </w:r>
@@ -3893,7 +3962,7 @@
       <w:pPr>
         <w:pStyle w:val="Ttulo2"/>
       </w:pPr>
-      <w:bookmarkStart w:id="8" w:name="_Toc230813114"/>
+      <w:bookmarkStart w:id="8" w:name="_Toc230814560"/>
       <w:r>
         <w:t>2.3. Extrapolación Cuadrática</w:t>
       </w:r>
@@ -4069,7 +4138,7 @@
       <w:pPr>
         <w:pStyle w:val="Ttulo2"/>
       </w:pPr>
-      <w:bookmarkStart w:id="9" w:name="_Toc230813115"/>
+      <w:bookmarkStart w:id="9" w:name="_Toc230814561"/>
       <w:r>
         <w:t>2.4. Extrapolación Segmentada</w:t>
       </w:r>
@@ -4238,7 +4307,7 @@
       <w:pPr>
         <w:pStyle w:val="Ttulo1"/>
       </w:pPr>
-      <w:bookmarkStart w:id="10" w:name="_Toc230813116"/>
+      <w:bookmarkStart w:id="10" w:name="_Toc230814562"/>
       <w:r>
         <w:lastRenderedPageBreak/>
         <w:t>3. RELACIÓN ENTRE VARIABLES</w:t>
@@ -4249,7 +4318,7 @@
       <w:pPr>
         <w:pStyle w:val="Ttulo2"/>
       </w:pPr>
-      <w:bookmarkStart w:id="11" w:name="_Toc230813117"/>
+      <w:bookmarkStart w:id="11" w:name="_Toc230814563"/>
       <w:r>
         <w:t>3.1. Concepto de Relación Estadística</w:t>
       </w:r>
@@ -4364,7 +4433,7 @@
       <w:pPr>
         <w:pStyle w:val="Ttulo2"/>
       </w:pPr>
-      <w:bookmarkStart w:id="12" w:name="_Toc230813118"/>
+      <w:bookmarkStart w:id="12" w:name="_Toc230814564"/>
       <w:r>
         <w:t>3.2. Clasificación de las Relaciones</w:t>
       </w:r>
@@ -4519,7 +4588,7 @@
       <w:pPr>
         <w:pStyle w:val="Ttulo2"/>
       </w:pPr>
-      <w:bookmarkStart w:id="13" w:name="_Toc230813119"/>
+      <w:bookmarkStart w:id="13" w:name="_Toc230814565"/>
       <w:r>
         <w:t>3.3. Diagramas de Dispersión</w:t>
       </w:r>
@@ -4620,7 +4689,7 @@
       <w:pPr>
         <w:pStyle w:val="Ttulo2"/>
       </w:pPr>
-      <w:bookmarkStart w:id="14" w:name="_Toc230813120"/>
+      <w:bookmarkStart w:id="14" w:name="_Toc230814566"/>
       <w:r>
         <w:t>3.4. Aplicaciones en Diferentes Disciplinas</w:t>
       </w:r>
@@ -4755,7 +4824,7 @@
       <w:pPr>
         <w:pStyle w:val="Ttulo1"/>
       </w:pPr>
-      <w:bookmarkStart w:id="15" w:name="_Toc230813121"/>
+      <w:bookmarkStart w:id="15" w:name="_Toc230814567"/>
       <w:r>
         <w:lastRenderedPageBreak/>
         <w:t>4. CORRELACIÓN</w:t>
@@ -4766,7 +4835,7 @@
       <w:pPr>
         <w:pStyle w:val="Ttulo2"/>
       </w:pPr>
-      <w:bookmarkStart w:id="16" w:name="_Toc230813122"/>
+      <w:bookmarkStart w:id="16" w:name="_Toc230814568"/>
       <w:r>
         <w:t>4.1. Definición y Concepto</w:t>
       </w:r>
@@ -4835,7 +4904,7 @@
       <w:pPr>
         <w:pStyle w:val="Ttulo2"/>
       </w:pPr>
-      <w:bookmarkStart w:id="17" w:name="_Toc230813123"/>
+      <w:bookmarkStart w:id="17" w:name="_Toc230814569"/>
       <w:r>
         <w:t>4.2. Coeficiente de Correlación de Pearson</w:t>
       </w:r>
@@ -5238,12 +5307,6 @@
         <w:gridCol w:w="6240"/>
       </w:tblGrid>
       <w:tr>
-        <w:tblPrEx>
-          <w:tblCellMar>
-            <w:top w:w="0" w:type="dxa"/>
-            <w:bottom w:w="0" w:type="dxa"/>
-          </w:tblCellMar>
-        </w:tblPrEx>
         <w:tc>
           <w:tcPr>
             <w:tcW w:w="3120" w:type="dxa"/>
@@ -5302,12 +5365,6 @@
         </w:tc>
       </w:tr>
       <w:tr>
-        <w:tblPrEx>
-          <w:tblCellMar>
-            <w:top w:w="0" w:type="dxa"/>
-            <w:bottom w:w="0" w:type="dxa"/>
-          </w:tblCellMar>
-        </w:tblPrEx>
         <w:tc>
           <w:tcPr>
             <w:tcW w:w="3120" w:type="dxa"/>
@@ -5354,12 +5411,6 @@
         </w:tc>
       </w:tr>
       <w:tr>
-        <w:tblPrEx>
-          <w:tblCellMar>
-            <w:top w:w="0" w:type="dxa"/>
-            <w:bottom w:w="0" w:type="dxa"/>
-          </w:tblCellMar>
-        </w:tblPrEx>
         <w:tc>
           <w:tcPr>
             <w:tcW w:w="3120" w:type="dxa"/>
@@ -5406,12 +5457,6 @@
         </w:tc>
       </w:tr>
       <w:tr>
-        <w:tblPrEx>
-          <w:tblCellMar>
-            <w:top w:w="0" w:type="dxa"/>
-            <w:bottom w:w="0" w:type="dxa"/>
-          </w:tblCellMar>
-        </w:tblPrEx>
         <w:tc>
           <w:tcPr>
             <w:tcW w:w="3120" w:type="dxa"/>
@@ -5458,12 +5503,6 @@
         </w:tc>
       </w:tr>
       <w:tr>
-        <w:tblPrEx>
-          <w:tblCellMar>
-            <w:top w:w="0" w:type="dxa"/>
-            <w:bottom w:w="0" w:type="dxa"/>
-          </w:tblCellMar>
-        </w:tblPrEx>
         <w:tc>
           <w:tcPr>
             <w:tcW w:w="3120" w:type="dxa"/>
@@ -5511,12 +5550,6 @@
         </w:tc>
       </w:tr>
       <w:tr>
-        <w:tblPrEx>
-          <w:tblCellMar>
-            <w:top w:w="0" w:type="dxa"/>
-            <w:bottom w:w="0" w:type="dxa"/>
-          </w:tblCellMar>
-        </w:tblPrEx>
         <w:tc>
           <w:tcPr>
             <w:tcW w:w="3120" w:type="dxa"/>
@@ -5563,12 +5596,6 @@
         </w:tc>
       </w:tr>
       <w:tr>
-        <w:tblPrEx>
-          <w:tblCellMar>
-            <w:top w:w="0" w:type="dxa"/>
-            <w:bottom w:w="0" w:type="dxa"/>
-          </w:tblCellMar>
-        </w:tblPrEx>
         <w:tc>
           <w:tcPr>
             <w:tcW w:w="3120" w:type="dxa"/>
@@ -5615,12 +5642,6 @@
         </w:tc>
       </w:tr>
       <w:tr>
-        <w:tblPrEx>
-          <w:tblCellMar>
-            <w:top w:w="0" w:type="dxa"/>
-            <w:bottom w:w="0" w:type="dxa"/>
-          </w:tblCellMar>
-        </w:tblPrEx>
         <w:tc>
           <w:tcPr>
             <w:tcW w:w="3120" w:type="dxa"/>
@@ -5667,12 +5688,6 @@
         </w:tc>
       </w:tr>
       <w:tr>
-        <w:tblPrEx>
-          <w:tblCellMar>
-            <w:top w:w="0" w:type="dxa"/>
-            <w:bottom w:w="0" w:type="dxa"/>
-          </w:tblCellMar>
-        </w:tblPrEx>
         <w:tc>
           <w:tcPr>
             <w:tcW w:w="3120" w:type="dxa"/>
@@ -5719,12 +5734,6 @@
         </w:tc>
       </w:tr>
       <w:tr>
-        <w:tblPrEx>
-          <w:tblCellMar>
-            <w:top w:w="0" w:type="dxa"/>
-            <w:bottom w:w="0" w:type="dxa"/>
-          </w:tblCellMar>
-        </w:tblPrEx>
         <w:tc>
           <w:tcPr>
             <w:tcW w:w="3120" w:type="dxa"/>
@@ -5780,7 +5789,7 @@
       <w:pPr>
         <w:pStyle w:val="Ttulo3"/>
       </w:pPr>
-      <w:bookmarkStart w:id="18" w:name="_Toc230813124"/>
+      <w:bookmarkStart w:id="18" w:name="_Toc230814570"/>
       <w:r>
         <w:t>4.2.1. Ejemplo Numérico</w:t>
       </w:r>
@@ -5817,12 +5826,6 @@
         <w:gridCol w:w="3120"/>
       </w:tblGrid>
       <w:tr>
-        <w:tblPrEx>
-          <w:tblCellMar>
-            <w:top w:w="0" w:type="dxa"/>
-            <w:bottom w:w="0" w:type="dxa"/>
-          </w:tblCellMar>
-        </w:tblPrEx>
         <w:tc>
           <w:tcPr>
             <w:tcW w:w="3120" w:type="dxa"/>
@@ -5906,12 +5909,6 @@
         </w:tc>
       </w:tr>
       <w:tr>
-        <w:tblPrEx>
-          <w:tblCellMar>
-            <w:top w:w="0" w:type="dxa"/>
-            <w:bottom w:w="0" w:type="dxa"/>
-          </w:tblCellMar>
-        </w:tblPrEx>
         <w:tc>
           <w:tcPr>
             <w:tcW w:w="3120" w:type="dxa"/>
@@ -5980,12 +5977,6 @@
         </w:tc>
       </w:tr>
       <w:tr>
-        <w:tblPrEx>
-          <w:tblCellMar>
-            <w:top w:w="0" w:type="dxa"/>
-            <w:bottom w:w="0" w:type="dxa"/>
-          </w:tblCellMar>
-        </w:tblPrEx>
         <w:tc>
           <w:tcPr>
             <w:tcW w:w="3120" w:type="dxa"/>
@@ -6054,12 +6045,6 @@
         </w:tc>
       </w:tr>
       <w:tr>
-        <w:tblPrEx>
-          <w:tblCellMar>
-            <w:top w:w="0" w:type="dxa"/>
-            <w:bottom w:w="0" w:type="dxa"/>
-          </w:tblCellMar>
-        </w:tblPrEx>
         <w:tc>
           <w:tcPr>
             <w:tcW w:w="3120" w:type="dxa"/>
@@ -6128,12 +6113,6 @@
         </w:tc>
       </w:tr>
       <w:tr>
-        <w:tblPrEx>
-          <w:tblCellMar>
-            <w:top w:w="0" w:type="dxa"/>
-            <w:bottom w:w="0" w:type="dxa"/>
-          </w:tblCellMar>
-        </w:tblPrEx>
         <w:tc>
           <w:tcPr>
             <w:tcW w:w="3120" w:type="dxa"/>
@@ -6202,12 +6181,6 @@
         </w:tc>
       </w:tr>
       <w:tr>
-        <w:tblPrEx>
-          <w:tblCellMar>
-            <w:top w:w="0" w:type="dxa"/>
-            <w:bottom w:w="0" w:type="dxa"/>
-          </w:tblCellMar>
-        </w:tblPrEx>
         <w:tc>
           <w:tcPr>
             <w:tcW w:w="3120" w:type="dxa"/>
@@ -6379,12 +6352,6 @@
         <w:gridCol w:w="1872"/>
       </w:tblGrid>
       <w:tr>
-        <w:tblPrEx>
-          <w:tblCellMar>
-            <w:top w:w="0" w:type="dxa"/>
-            <w:bottom w:w="0" w:type="dxa"/>
-          </w:tblCellMar>
-        </w:tblPrEx>
         <w:tc>
           <w:tcPr>
             <w:tcW w:w="1872" w:type="dxa"/>
@@ -6574,12 +6541,6 @@
         </w:tc>
       </w:tr>
       <w:tr>
-        <w:tblPrEx>
-          <w:tblCellMar>
-            <w:top w:w="0" w:type="dxa"/>
-            <w:bottom w:w="0" w:type="dxa"/>
-          </w:tblCellMar>
-        </w:tblPrEx>
         <w:tc>
           <w:tcPr>
             <w:tcW w:w="1872" w:type="dxa"/>
@@ -6692,12 +6653,6 @@
         </w:tc>
       </w:tr>
       <w:tr>
-        <w:tblPrEx>
-          <w:tblCellMar>
-            <w:top w:w="0" w:type="dxa"/>
-            <w:bottom w:w="0" w:type="dxa"/>
-          </w:tblCellMar>
-        </w:tblPrEx>
         <w:tc>
           <w:tcPr>
             <w:tcW w:w="1872" w:type="dxa"/>
@@ -6810,12 +6765,6 @@
         </w:tc>
       </w:tr>
       <w:tr>
-        <w:tblPrEx>
-          <w:tblCellMar>
-            <w:top w:w="0" w:type="dxa"/>
-            <w:bottom w:w="0" w:type="dxa"/>
-          </w:tblCellMar>
-        </w:tblPrEx>
         <w:tc>
           <w:tcPr>
             <w:tcW w:w="1872" w:type="dxa"/>
@@ -6928,12 +6877,6 @@
         </w:tc>
       </w:tr>
       <w:tr>
-        <w:tblPrEx>
-          <w:tblCellMar>
-            <w:top w:w="0" w:type="dxa"/>
-            <w:bottom w:w="0" w:type="dxa"/>
-          </w:tblCellMar>
-        </w:tblPrEx>
         <w:tc>
           <w:tcPr>
             <w:tcW w:w="1872" w:type="dxa"/>
@@ -7046,12 +6989,6 @@
         </w:tc>
       </w:tr>
       <w:tr>
-        <w:tblPrEx>
-          <w:tblCellMar>
-            <w:top w:w="0" w:type="dxa"/>
-            <w:bottom w:w="0" w:type="dxa"/>
-          </w:tblCellMar>
-        </w:tblPrEx>
         <w:tc>
           <w:tcPr>
             <w:tcW w:w="1872" w:type="dxa"/>
@@ -7164,12 +7101,6 @@
         </w:tc>
       </w:tr>
       <w:tr>
-        <w:tblPrEx>
-          <w:tblCellMar>
-            <w:top w:w="0" w:type="dxa"/>
-            <w:bottom w:w="0" w:type="dxa"/>
-          </w:tblCellMar>
-        </w:tblPrEx>
         <w:tc>
           <w:tcPr>
             <w:tcW w:w="1872" w:type="dxa"/>
@@ -7374,7 +7305,7 @@
       <w:pPr>
         <w:pStyle w:val="Ttulo2"/>
       </w:pPr>
-      <w:bookmarkStart w:id="19" w:name="_Toc230813125"/>
+      <w:bookmarkStart w:id="19" w:name="_Toc230814571"/>
       <w:r>
         <w:t>4.3. Coeficiente de Correlación de Spearman</w:t>
       </w:r>
@@ -7591,7 +7522,7 @@
       <w:pPr>
         <w:pStyle w:val="Ttulo2"/>
       </w:pPr>
-      <w:bookmarkStart w:id="20" w:name="_Toc230813126"/>
+      <w:bookmarkStart w:id="20" w:name="_Toc230814572"/>
       <w:r>
         <w:t>4.4. Correlación NO Implica Causalidad</w:t>
       </w:r>
@@ -7751,7 +7682,7 @@
       <w:pPr>
         <w:pStyle w:val="Ttulo2"/>
       </w:pPr>
-      <w:bookmarkStart w:id="21" w:name="_Toc230813127"/>
+      <w:bookmarkStart w:id="21" w:name="_Toc230814573"/>
       <w:r>
         <w:t>4.5. Ejemplos Prácticos con Interpretación</w:t>
       </w:r>
@@ -7906,7 +7837,7 @@
       <w:pPr>
         <w:pStyle w:val="Ttulo1"/>
       </w:pPr>
-      <w:bookmarkStart w:id="22" w:name="_Toc230813128"/>
+      <w:bookmarkStart w:id="22" w:name="_Toc230814574"/>
       <w:r>
         <w:lastRenderedPageBreak/>
         <w:t>REFERENCIAS BIBLIOGRÁFICAS</w:t>
@@ -8254,6 +8185,326 @@
       <w:r>
         <w:t>.</w:t>
       </w:r>
+      <w:r>
+        <w:br/>
+      </w:r>
+      <w:r>
+        <w:br/>
+      </w:r>
+    </w:p>
+    <w:p>
+      <w:pPr>
+        <w:spacing w:after="150"/>
+      </w:pPr>
+    </w:p>
+    <w:p>
+      <w:pPr>
+        <w:pStyle w:val="Ttulo1"/>
+      </w:pPr>
+      <w:bookmarkStart w:id="23" w:name="_Toc230814575"/>
+      <w:r>
+        <w:t>PROMPT UTILIZADO</w:t>
+      </w:r>
+      <w:bookmarkEnd w:id="23"/>
+    </w:p>
+    <w:p>
+      <w:pPr>
+        <w:spacing w:after="200"/>
+      </w:pPr>
+      <w:r>
+        <w:t>Crea un documento de Word profesional y completo sobre métodos de interpolación, extrapolación y análisis de relación entre variables. El documento debe incluir:</w:t>
+      </w:r>
+    </w:p>
+    <w:p>
+      <w:pPr>
+        <w:spacing w:after="200"/>
+      </w:pPr>
+      <w:r>
+        <w:t>1. INTERPOLACIÓN</w:t>
+      </w:r>
+    </w:p>
+    <w:p>
+      <w:pPr>
+        <w:spacing w:after="200"/>
+      </w:pPr>
+      <w:r>
+        <w:t>Concepto y definición matemática</w:t>
+      </w:r>
+    </w:p>
+    <w:p>
+      <w:pPr>
+        <w:spacing w:after="200"/>
+      </w:pPr>
+      <w:r>
+        <w:t>Interpolación lineal: fórmula, casos de uso, ejemplos numéricos</w:t>
+      </w:r>
+    </w:p>
+    <w:p>
+      <w:pPr>
+        <w:spacing w:after="200"/>
+      </w:pPr>
+      <w:r>
+        <w:t>Interpolación cuadrática: fórmula de Lagrange y Newton, aplicaciones prácticas</w:t>
+      </w:r>
+    </w:p>
+    <w:p>
+      <w:pPr>
+        <w:spacing w:after="200"/>
+      </w:pPr>
+      <w:r>
+        <w:t>Interpolación segmentada (</w:t>
+      </w:r>
+      <w:proofErr w:type="spellStart"/>
+      <w:r>
+        <w:t>splines</w:t>
+      </w:r>
+      <w:proofErr w:type="spellEnd"/>
+      <w:r>
+        <w:t xml:space="preserve">): </w:t>
+      </w:r>
+      <w:proofErr w:type="spellStart"/>
+      <w:r>
+        <w:t>splines</w:t>
+      </w:r>
+      <w:proofErr w:type="spellEnd"/>
+      <w:r>
+        <w:t xml:space="preserve"> lineales, cúbicos, ventajas sobre otros métodos</w:t>
+      </w:r>
+    </w:p>
+    <w:p>
+      <w:pPr>
+        <w:spacing w:after="200"/>
+      </w:pPr>
+      <w:r>
+        <w:t>Comparación entre métodos y criterios de selección</w:t>
+      </w:r>
+    </w:p>
+    <w:p>
+      <w:pPr>
+        <w:spacing w:after="200"/>
+      </w:pPr>
+      <w:r>
+        <w:lastRenderedPageBreak/>
+        <w:t>2. EXTRAPOLACIÓN</w:t>
+      </w:r>
+    </w:p>
+    <w:p>
+      <w:pPr>
+        <w:spacing w:after="200"/>
+      </w:pPr>
+      <w:r>
+        <w:t>Concepto y diferencias con interpolación</w:t>
+      </w:r>
+    </w:p>
+    <w:p>
+      <w:pPr>
+        <w:spacing w:after="200"/>
+      </w:pPr>
+      <w:r>
+        <w:t>Extrapolación lineal: fórmula y limitaciones</w:t>
+      </w:r>
+    </w:p>
+    <w:p>
+      <w:pPr>
+        <w:spacing w:after="200"/>
+      </w:pPr>
+      <w:r>
+        <w:t>Extrapolación cuadrática: casos de uso y riesgos</w:t>
+      </w:r>
+    </w:p>
+    <w:p>
+      <w:pPr>
+        <w:spacing w:after="200"/>
+      </w:pPr>
+      <w:r>
+        <w:t>Extrapolación segmentada: cuándo usarla</w:t>
+      </w:r>
+    </w:p>
+    <w:p>
+      <w:pPr>
+        <w:spacing w:after="200"/>
+      </w:pPr>
+      <w:r>
+        <w:t>Advertencias sobre errores y validez de predicciones</w:t>
+      </w:r>
+    </w:p>
+    <w:p>
+      <w:pPr>
+        <w:spacing w:after="200"/>
+      </w:pPr>
+      <w:r>
+        <w:t>3. RELACIÓN ENTRE VARIABLES</w:t>
+      </w:r>
+    </w:p>
+    <w:p>
+      <w:pPr>
+        <w:spacing w:after="200"/>
+      </w:pPr>
+      <w:r>
+        <w:t>Concepto de relación estadística</w:t>
+      </w:r>
+    </w:p>
+    <w:p>
+      <w:pPr>
+        <w:spacing w:after="200"/>
+      </w:pPr>
+      <w:r>
+        <w:t>Tipos de relación: lineal, no lineal, directa, inversa</w:t>
+      </w:r>
+    </w:p>
+    <w:p>
+      <w:pPr>
+        <w:spacing w:after="200"/>
+      </w:pPr>
+      <w:r>
+        <w:t>Diagramas de dispersión y visualización</w:t>
+      </w:r>
+    </w:p>
+    <w:p>
+      <w:pPr>
+        <w:spacing w:after="200"/>
+      </w:pPr>
+      <w:r>
+        <w:t>Casos de uso en diferentes disciplinas</w:t>
+      </w:r>
+    </w:p>
+    <w:p>
+      <w:pPr>
+        <w:spacing w:after="200"/>
+      </w:pPr>
+      <w:r>
+        <w:t>4. CORRELACIÓN</w:t>
+      </w:r>
+    </w:p>
+    <w:p>
+      <w:pPr>
+        <w:spacing w:after="200"/>
+      </w:pPr>
+      <w:r>
+        <w:t>Definición y concepto</w:t>
+      </w:r>
+    </w:p>
+    <w:p>
+      <w:pPr>
+        <w:spacing w:after="200"/>
+      </w:pPr>
+      <w:r>
+        <w:t>Coeficiente de correlación de Pearson: fórmula, interpretación, rangos</w:t>
+      </w:r>
+    </w:p>
+    <w:p>
+      <w:pPr>
+        <w:spacing w:after="200"/>
+      </w:pPr>
+      <w:r>
+        <w:t>Correlación de Spearman para datos no paramétricos</w:t>
+      </w:r>
+    </w:p>
+    <w:p>
+      <w:pPr>
+        <w:spacing w:after="200"/>
+      </w:pPr>
+      <w:r>
+        <w:t>Diferencia entre correlación y causalidad</w:t>
+      </w:r>
+    </w:p>
+    <w:p>
+      <w:pPr>
+        <w:spacing w:after="200"/>
+      </w:pPr>
+      <w:r>
+        <w:t>Ejemplos prácticos con interpretación</w:t>
+      </w:r>
+    </w:p>
+    <w:p>
+      <w:pPr>
+        <w:spacing w:after="200"/>
+      </w:pPr>
+      <w:r>
+        <w:t>Formato requerido:</w:t>
+      </w:r>
+    </w:p>
+    <w:p>
+      <w:pPr>
+        <w:spacing w:after="200"/>
+      </w:pPr>
+      <w:r>
+        <w:t>Portada profesional con título</w:t>
+      </w:r>
+    </w:p>
+    <w:p>
+      <w:pPr>
+        <w:spacing w:after="200"/>
+      </w:pPr>
+      <w:r>
+        <w:t>Índice automático</w:t>
+      </w:r>
+    </w:p>
+    <w:p>
+      <w:pPr>
+        <w:spacing w:after="200"/>
+      </w:pPr>
+      <w:r>
+        <w:t>Secciones con títulos y subtítulos jerarquizados</w:t>
+      </w:r>
+    </w:p>
+    <w:p>
+      <w:pPr>
+        <w:spacing w:after="200"/>
+      </w:pPr>
+      <w:r>
+        <w:t>Fórmulas matemáticas formateadas correctamente</w:t>
+      </w:r>
+    </w:p>
+    <w:p>
+      <w:pPr>
+        <w:spacing w:after="200"/>
+      </w:pPr>
+      <w:r>
+        <w:t>Ejemplos numéricos resueltos paso a paso</w:t>
+      </w:r>
+    </w:p>
+    <w:p>
+      <w:pPr>
+        <w:spacing w:after="200"/>
+      </w:pPr>
+      <w:r>
+        <w:t>Tablas comparativas donde sea relevante</w:t>
+      </w:r>
+    </w:p>
+    <w:p>
+      <w:pPr>
+        <w:spacing w:after="200"/>
+      </w:pPr>
+      <w:r>
+        <w:t>Gráficos o diagramas explicativos (si es posible)</w:t>
+      </w:r>
+    </w:p>
+    <w:p>
+      <w:pPr>
+        <w:spacing w:after="200"/>
+      </w:pPr>
+      <w:r>
+        <w:t>Referencias bibliográficas al final</w:t>
+      </w:r>
+    </w:p>
+    <w:p>
+      <w:pPr>
+        <w:spacing w:after="200"/>
+      </w:pPr>
+      <w:r>
+        <w:t>El documento debe ser académico pero accesible, adecuado para estudiantes universitarios de ingeniería, matemáticas o ciencias.</w:t>
+      </w:r>
+    </w:p>
+    <w:p>
+      <w:pPr>
+        <w:spacing w:after="200"/>
+      </w:pPr>
+    </w:p>
+    <w:p>
+      <w:pPr>
+        <w:spacing w:after="200"/>
+      </w:pPr>
     </w:p>
     <w:sectPr>
       <w:footerReference w:type="default" r:id="rId7"/>
@@ -8467,6 +8718,602 @@
 <file path=word/numbering.xml><?xml version="1.0" encoding="utf-8"?>
 <w:numbering xmlns:wpc="http://schemas.microsoft.com/office/word/2010/wordprocessingCanvas" xmlns:cx="http://schemas.microsoft.com/office/drawing/2014/chartex" xmlns:cx1="http://schemas.microsoft.com/office/drawing/2015/9/8/chartex" xmlns:cx2="http://schemas.microsoft.com/office/drawing/2015/10/21/chartex" xmlns:cx3="http://schemas.microsoft.com/office/drawing/2016/5/9/chartex" xmlns:cx4="http://schemas.microsoft.com/office/drawing/2016/5/10/chartex" xmlns:cx5="http://schemas.microsoft.com/office/drawing/2016/5/11/chartex" xmlns:cx6="http://schemas.microsoft.com/office/drawing/2016/5/12/chartex" xmlns:cx7="http://schemas.microsoft.com/office/drawing/2016/5/13/chartex" xmlns:cx8="http://schemas.microsoft.com/office/drawing/2016/5/14/chartex" xmlns:mc="http://schemas.openxmlformats.org/markup-compatibility/2006" xmlns:aink="http://schemas.microsoft.com/office/drawing/2016/ink" xmlns:am3d="http://schemas.microsoft.com/office/drawing/2017/model3d" xmlns:o="urn:schemas-microsoft-com:office:office" xmlns:oel="http://schemas.microsoft.com/office/2019/extlst" xmlns:r="http://schemas.openxmlformats.org/officeDocument/2006/relationships" xmlns:m="http://schemas.openxmlformats.org/officeDocument/2006/math" xmlns:v="urn:schemas-microsoft-com:vml" xmlns:wp14="http://schemas.microsoft.com/office/word/2010/wordprocessingDrawing" xmlns:wp="http://schemas.openxmlformats.org/drawingml/2006/wordprocessingDrawing" xmlns:w10="urn:schemas-microsoft-com:office:word" xmlns:w="http://schemas.openxmlformats.org/wordprocessingml/2006/main" xmlns:w14="http://schemas.microsoft.com/office/word/2010/wordml" xmlns:w15="http://schemas.microsoft.com/office/word/2012/wordml" xmlns:w16cex="http://schemas.microsoft.com/office/word/2018/wordml/cex" xmlns:w16cid="http://schemas.microsoft.com/office/word/2016/wordml/cid" xmlns:w16="http://schemas.microsoft.com/office/word/2018/wordml" xmlns:w16du="http://schemas.microsoft.com/office/word/2023/wordml/word16du" xmlns:w16sdtdh="http://schemas.microsoft.com/office/word/2020/wordml/sdtdatahash" xmlns:w16sdtfl="http://schemas.microsoft.com/office/word/2024/wordml/sdtformatlock" xmlns:w16se="http://schemas.microsoft.com/office/word/2015/wordml/symex" xmlns:wpg="http://schemas.microsoft.com/office/word/2010/wordprocessingGroup" xmlns:wpi="http://schemas.microsoft.com/office/word/2010/wordprocessingInk" xmlns:wne="http://schemas.microsoft.com/office/word/2006/wordml" xmlns:wps="http://schemas.microsoft.com/office/word/2010/wordprocessingShape" mc:Ignorable="w14 w15 w16se w16cid w16 w16cex w16sdtdh w16sdtfl w16du wp14">
   <w:abstractNum w:abstractNumId="0" w15:restartNumberingAfterBreak="0">
+    <w:nsid w:val="02B1642A"/>
+    <w:multiLevelType w:val="multilevel"/>
+    <w:tmpl w:val="C2408C16"/>
+    <w:lvl w:ilvl="0">
+      <w:start w:val="1"/>
+      <w:numFmt w:val="bullet"/>
+      <w:lvlText w:val=""/>
+      <w:lvlJc w:val="left"/>
+      <w:pPr>
+        <w:tabs>
+          <w:tab w:val="num" w:pos="720"/>
+        </w:tabs>
+        <w:ind w:left="720" w:hanging="360"/>
+      </w:pPr>
+      <w:rPr>
+        <w:rFonts w:ascii="Symbol" w:hAnsi="Symbol" w:hint="default"/>
+        <w:sz w:val="20"/>
+      </w:rPr>
+    </w:lvl>
+    <w:lvl w:ilvl="1" w:tentative="1">
+      <w:start w:val="1"/>
+      <w:numFmt w:val="bullet"/>
+      <w:lvlText w:val="o"/>
+      <w:lvlJc w:val="left"/>
+      <w:pPr>
+        <w:tabs>
+          <w:tab w:val="num" w:pos="1440"/>
+        </w:tabs>
+        <w:ind w:left="1440" w:hanging="360"/>
+      </w:pPr>
+      <w:rPr>
+        <w:rFonts w:ascii="Courier New" w:hAnsi="Courier New" w:hint="default"/>
+        <w:sz w:val="20"/>
+      </w:rPr>
+    </w:lvl>
+    <w:lvl w:ilvl="2" w:tentative="1">
+      <w:start w:val="1"/>
+      <w:numFmt w:val="bullet"/>
+      <w:lvlText w:val=""/>
+      <w:lvlJc w:val="left"/>
+      <w:pPr>
+        <w:tabs>
+          <w:tab w:val="num" w:pos="2160"/>
+        </w:tabs>
+        <w:ind w:left="2160" w:hanging="360"/>
+      </w:pPr>
+      <w:rPr>
+        <w:rFonts w:ascii="Wingdings" w:hAnsi="Wingdings" w:hint="default"/>
+        <w:sz w:val="20"/>
+      </w:rPr>
+    </w:lvl>
+    <w:lvl w:ilvl="3" w:tentative="1">
+      <w:start w:val="1"/>
+      <w:numFmt w:val="bullet"/>
+      <w:lvlText w:val=""/>
+      <w:lvlJc w:val="left"/>
+      <w:pPr>
+        <w:tabs>
+          <w:tab w:val="num" w:pos="2880"/>
+        </w:tabs>
+        <w:ind w:left="2880" w:hanging="360"/>
+      </w:pPr>
+      <w:rPr>
+        <w:rFonts w:ascii="Wingdings" w:hAnsi="Wingdings" w:hint="default"/>
+        <w:sz w:val="20"/>
+      </w:rPr>
+    </w:lvl>
+    <w:lvl w:ilvl="4" w:tentative="1">
+      <w:start w:val="1"/>
+      <w:numFmt w:val="bullet"/>
+      <w:lvlText w:val=""/>
+      <w:lvlJc w:val="left"/>
+      <w:pPr>
+        <w:tabs>
+          <w:tab w:val="num" w:pos="3600"/>
+        </w:tabs>
+        <w:ind w:left="3600" w:hanging="360"/>
+      </w:pPr>
+      <w:rPr>
+        <w:rFonts w:ascii="Wingdings" w:hAnsi="Wingdings" w:hint="default"/>
+        <w:sz w:val="20"/>
+      </w:rPr>
+    </w:lvl>
+    <w:lvl w:ilvl="5" w:tentative="1">
+      <w:start w:val="1"/>
+      <w:numFmt w:val="bullet"/>
+      <w:lvlText w:val=""/>
+      <w:lvlJc w:val="left"/>
+      <w:pPr>
+        <w:tabs>
+          <w:tab w:val="num" w:pos="4320"/>
+        </w:tabs>
+        <w:ind w:left="4320" w:hanging="360"/>
+      </w:pPr>
+      <w:rPr>
+        <w:rFonts w:ascii="Wingdings" w:hAnsi="Wingdings" w:hint="default"/>
+        <w:sz w:val="20"/>
+      </w:rPr>
+    </w:lvl>
+    <w:lvl w:ilvl="6" w:tentative="1">
+      <w:start w:val="1"/>
+      <w:numFmt w:val="bullet"/>
+      <w:lvlText w:val=""/>
+      <w:lvlJc w:val="left"/>
+      <w:pPr>
+        <w:tabs>
+          <w:tab w:val="num" w:pos="5040"/>
+        </w:tabs>
+        <w:ind w:left="5040" w:hanging="360"/>
+      </w:pPr>
+      <w:rPr>
+        <w:rFonts w:ascii="Wingdings" w:hAnsi="Wingdings" w:hint="default"/>
+        <w:sz w:val="20"/>
+      </w:rPr>
+    </w:lvl>
+    <w:lvl w:ilvl="7" w:tentative="1">
+      <w:start w:val="1"/>
+      <w:numFmt w:val="bullet"/>
+      <w:lvlText w:val=""/>
+      <w:lvlJc w:val="left"/>
+      <w:pPr>
+        <w:tabs>
+          <w:tab w:val="num" w:pos="5760"/>
+        </w:tabs>
+        <w:ind w:left="5760" w:hanging="360"/>
+      </w:pPr>
+      <w:rPr>
+        <w:rFonts w:ascii="Wingdings" w:hAnsi="Wingdings" w:hint="default"/>
+        <w:sz w:val="20"/>
+      </w:rPr>
+    </w:lvl>
+    <w:lvl w:ilvl="8" w:tentative="1">
+      <w:start w:val="1"/>
+      <w:numFmt w:val="bullet"/>
+      <w:lvlText w:val=""/>
+      <w:lvlJc w:val="left"/>
+      <w:pPr>
+        <w:tabs>
+          <w:tab w:val="num" w:pos="6480"/>
+        </w:tabs>
+        <w:ind w:left="6480" w:hanging="360"/>
+      </w:pPr>
+      <w:rPr>
+        <w:rFonts w:ascii="Wingdings" w:hAnsi="Wingdings" w:hint="default"/>
+        <w:sz w:val="20"/>
+      </w:rPr>
+    </w:lvl>
+  </w:abstractNum>
+  <w:abstractNum w:abstractNumId="1" w15:restartNumberingAfterBreak="0">
+    <w:nsid w:val="2CAC740B"/>
+    <w:multiLevelType w:val="multilevel"/>
+    <w:tmpl w:val="3884B1A2"/>
+    <w:lvl w:ilvl="0">
+      <w:start w:val="1"/>
+      <w:numFmt w:val="bullet"/>
+      <w:lvlText w:val=""/>
+      <w:lvlJc w:val="left"/>
+      <w:pPr>
+        <w:tabs>
+          <w:tab w:val="num" w:pos="720"/>
+        </w:tabs>
+        <w:ind w:left="720" w:hanging="360"/>
+      </w:pPr>
+      <w:rPr>
+        <w:rFonts w:ascii="Symbol" w:hAnsi="Symbol" w:hint="default"/>
+        <w:sz w:val="20"/>
+      </w:rPr>
+    </w:lvl>
+    <w:lvl w:ilvl="1" w:tentative="1">
+      <w:start w:val="1"/>
+      <w:numFmt w:val="bullet"/>
+      <w:lvlText w:val="o"/>
+      <w:lvlJc w:val="left"/>
+      <w:pPr>
+        <w:tabs>
+          <w:tab w:val="num" w:pos="1440"/>
+        </w:tabs>
+        <w:ind w:left="1440" w:hanging="360"/>
+      </w:pPr>
+      <w:rPr>
+        <w:rFonts w:ascii="Courier New" w:hAnsi="Courier New" w:hint="default"/>
+        <w:sz w:val="20"/>
+      </w:rPr>
+    </w:lvl>
+    <w:lvl w:ilvl="2" w:tentative="1">
+      <w:start w:val="1"/>
+      <w:numFmt w:val="bullet"/>
+      <w:lvlText w:val=""/>
+      <w:lvlJc w:val="left"/>
+      <w:pPr>
+        <w:tabs>
+          <w:tab w:val="num" w:pos="2160"/>
+        </w:tabs>
+        <w:ind w:left="2160" w:hanging="360"/>
+      </w:pPr>
+      <w:rPr>
+        <w:rFonts w:ascii="Wingdings" w:hAnsi="Wingdings" w:hint="default"/>
+        <w:sz w:val="20"/>
+      </w:rPr>
+    </w:lvl>
+    <w:lvl w:ilvl="3" w:tentative="1">
+      <w:start w:val="1"/>
+      <w:numFmt w:val="bullet"/>
+      <w:lvlText w:val=""/>
+      <w:lvlJc w:val="left"/>
+      <w:pPr>
+        <w:tabs>
+          <w:tab w:val="num" w:pos="2880"/>
+        </w:tabs>
+        <w:ind w:left="2880" w:hanging="360"/>
+      </w:pPr>
+      <w:rPr>
+        <w:rFonts w:ascii="Wingdings" w:hAnsi="Wingdings" w:hint="default"/>
+        <w:sz w:val="20"/>
+      </w:rPr>
+    </w:lvl>
+    <w:lvl w:ilvl="4" w:tentative="1">
+      <w:start w:val="1"/>
+      <w:numFmt w:val="bullet"/>
+      <w:lvlText w:val=""/>
+      <w:lvlJc w:val="left"/>
+      <w:pPr>
+        <w:tabs>
+          <w:tab w:val="num" w:pos="3600"/>
+        </w:tabs>
+        <w:ind w:left="3600" w:hanging="360"/>
+      </w:pPr>
+      <w:rPr>
+        <w:rFonts w:ascii="Wingdings" w:hAnsi="Wingdings" w:hint="default"/>
+        <w:sz w:val="20"/>
+      </w:rPr>
+    </w:lvl>
+    <w:lvl w:ilvl="5" w:tentative="1">
+      <w:start w:val="1"/>
+      <w:numFmt w:val="bullet"/>
+      <w:lvlText w:val=""/>
+      <w:lvlJc w:val="left"/>
+      <w:pPr>
+        <w:tabs>
+          <w:tab w:val="num" w:pos="4320"/>
+        </w:tabs>
+        <w:ind w:left="4320" w:hanging="360"/>
+      </w:pPr>
+      <w:rPr>
+        <w:rFonts w:ascii="Wingdings" w:hAnsi="Wingdings" w:hint="default"/>
+        <w:sz w:val="20"/>
+      </w:rPr>
+    </w:lvl>
+    <w:lvl w:ilvl="6" w:tentative="1">
+      <w:start w:val="1"/>
+      <w:numFmt w:val="bullet"/>
+      <w:lvlText w:val=""/>
+      <w:lvlJc w:val="left"/>
+      <w:pPr>
+        <w:tabs>
+          <w:tab w:val="num" w:pos="5040"/>
+        </w:tabs>
+        <w:ind w:left="5040" w:hanging="360"/>
+      </w:pPr>
+      <w:rPr>
+        <w:rFonts w:ascii="Wingdings" w:hAnsi="Wingdings" w:hint="default"/>
+        <w:sz w:val="20"/>
+      </w:rPr>
+    </w:lvl>
+    <w:lvl w:ilvl="7" w:tentative="1">
+      <w:start w:val="1"/>
+      <w:numFmt w:val="bullet"/>
+      <w:lvlText w:val=""/>
+      <w:lvlJc w:val="left"/>
+      <w:pPr>
+        <w:tabs>
+          <w:tab w:val="num" w:pos="5760"/>
+        </w:tabs>
+        <w:ind w:left="5760" w:hanging="360"/>
+      </w:pPr>
+      <w:rPr>
+        <w:rFonts w:ascii="Wingdings" w:hAnsi="Wingdings" w:hint="default"/>
+        <w:sz w:val="20"/>
+      </w:rPr>
+    </w:lvl>
+    <w:lvl w:ilvl="8" w:tentative="1">
+      <w:start w:val="1"/>
+      <w:numFmt w:val="bullet"/>
+      <w:lvlText w:val=""/>
+      <w:lvlJc w:val="left"/>
+      <w:pPr>
+        <w:tabs>
+          <w:tab w:val="num" w:pos="6480"/>
+        </w:tabs>
+        <w:ind w:left="6480" w:hanging="360"/>
+      </w:pPr>
+      <w:rPr>
+        <w:rFonts w:ascii="Wingdings" w:hAnsi="Wingdings" w:hint="default"/>
+        <w:sz w:val="20"/>
+      </w:rPr>
+    </w:lvl>
+  </w:abstractNum>
+  <w:abstractNum w:abstractNumId="2" w15:restartNumberingAfterBreak="0">
+    <w:nsid w:val="3276074F"/>
+    <w:multiLevelType w:val="multilevel"/>
+    <w:tmpl w:val="2398CD42"/>
+    <w:lvl w:ilvl="0">
+      <w:start w:val="1"/>
+      <w:numFmt w:val="bullet"/>
+      <w:lvlText w:val=""/>
+      <w:lvlJc w:val="left"/>
+      <w:pPr>
+        <w:tabs>
+          <w:tab w:val="num" w:pos="720"/>
+        </w:tabs>
+        <w:ind w:left="720" w:hanging="360"/>
+      </w:pPr>
+      <w:rPr>
+        <w:rFonts w:ascii="Symbol" w:hAnsi="Symbol" w:hint="default"/>
+        <w:sz w:val="20"/>
+      </w:rPr>
+    </w:lvl>
+    <w:lvl w:ilvl="1" w:tentative="1">
+      <w:start w:val="1"/>
+      <w:numFmt w:val="bullet"/>
+      <w:lvlText w:val="o"/>
+      <w:lvlJc w:val="left"/>
+      <w:pPr>
+        <w:tabs>
+          <w:tab w:val="num" w:pos="1440"/>
+        </w:tabs>
+        <w:ind w:left="1440" w:hanging="360"/>
+      </w:pPr>
+      <w:rPr>
+        <w:rFonts w:ascii="Courier New" w:hAnsi="Courier New" w:hint="default"/>
+        <w:sz w:val="20"/>
+      </w:rPr>
+    </w:lvl>
+    <w:lvl w:ilvl="2" w:tentative="1">
+      <w:start w:val="1"/>
+      <w:numFmt w:val="bullet"/>
+      <w:lvlText w:val=""/>
+      <w:lvlJc w:val="left"/>
+      <w:pPr>
+        <w:tabs>
+          <w:tab w:val="num" w:pos="2160"/>
+        </w:tabs>
+        <w:ind w:left="2160" w:hanging="360"/>
+      </w:pPr>
+      <w:rPr>
+        <w:rFonts w:ascii="Wingdings" w:hAnsi="Wingdings" w:hint="default"/>
+        <w:sz w:val="20"/>
+      </w:rPr>
+    </w:lvl>
+    <w:lvl w:ilvl="3" w:tentative="1">
+      <w:start w:val="1"/>
+      <w:numFmt w:val="bullet"/>
+      <w:lvlText w:val=""/>
+      <w:lvlJc w:val="left"/>
+      <w:pPr>
+        <w:tabs>
+          <w:tab w:val="num" w:pos="2880"/>
+        </w:tabs>
+        <w:ind w:left="2880" w:hanging="360"/>
+      </w:pPr>
+      <w:rPr>
+        <w:rFonts w:ascii="Wingdings" w:hAnsi="Wingdings" w:hint="default"/>
+        <w:sz w:val="20"/>
+      </w:rPr>
+    </w:lvl>
+    <w:lvl w:ilvl="4" w:tentative="1">
+      <w:start w:val="1"/>
+      <w:numFmt w:val="bullet"/>
+      <w:lvlText w:val=""/>
+      <w:lvlJc w:val="left"/>
+      <w:pPr>
+        <w:tabs>
+          <w:tab w:val="num" w:pos="3600"/>
+        </w:tabs>
+        <w:ind w:left="3600" w:hanging="360"/>
+      </w:pPr>
+      <w:rPr>
+        <w:rFonts w:ascii="Wingdings" w:hAnsi="Wingdings" w:hint="default"/>
+        <w:sz w:val="20"/>
+      </w:rPr>
+    </w:lvl>
+    <w:lvl w:ilvl="5" w:tentative="1">
+      <w:start w:val="1"/>
+      <w:numFmt w:val="bullet"/>
+      <w:lvlText w:val=""/>
+      <w:lvlJc w:val="left"/>
+      <w:pPr>
+        <w:tabs>
+          <w:tab w:val="num" w:pos="4320"/>
+        </w:tabs>
+        <w:ind w:left="4320" w:hanging="360"/>
+      </w:pPr>
+      <w:rPr>
+        <w:rFonts w:ascii="Wingdings" w:hAnsi="Wingdings" w:hint="default"/>
+        <w:sz w:val="20"/>
+      </w:rPr>
+    </w:lvl>
+    <w:lvl w:ilvl="6" w:tentative="1">
+      <w:start w:val="1"/>
+      <w:numFmt w:val="bullet"/>
+      <w:lvlText w:val=""/>
+      <w:lvlJc w:val="left"/>
+      <w:pPr>
+        <w:tabs>
+          <w:tab w:val="num" w:pos="5040"/>
+        </w:tabs>
+        <w:ind w:left="5040" w:hanging="360"/>
+      </w:pPr>
+      <w:rPr>
+        <w:rFonts w:ascii="Wingdings" w:hAnsi="Wingdings" w:hint="default"/>
+        <w:sz w:val="20"/>
+      </w:rPr>
+    </w:lvl>
+    <w:lvl w:ilvl="7" w:tentative="1">
+      <w:start w:val="1"/>
+      <w:numFmt w:val="bullet"/>
+      <w:lvlText w:val=""/>
+      <w:lvlJc w:val="left"/>
+      <w:pPr>
+        <w:tabs>
+          <w:tab w:val="num" w:pos="5760"/>
+        </w:tabs>
+        <w:ind w:left="5760" w:hanging="360"/>
+      </w:pPr>
+      <w:rPr>
+        <w:rFonts w:ascii="Wingdings" w:hAnsi="Wingdings" w:hint="default"/>
+        <w:sz w:val="20"/>
+      </w:rPr>
+    </w:lvl>
+    <w:lvl w:ilvl="8" w:tentative="1">
+      <w:start w:val="1"/>
+      <w:numFmt w:val="bullet"/>
+      <w:lvlText w:val=""/>
+      <w:lvlJc w:val="left"/>
+      <w:pPr>
+        <w:tabs>
+          <w:tab w:val="num" w:pos="6480"/>
+        </w:tabs>
+        <w:ind w:left="6480" w:hanging="360"/>
+      </w:pPr>
+      <w:rPr>
+        <w:rFonts w:ascii="Wingdings" w:hAnsi="Wingdings" w:hint="default"/>
+        <w:sz w:val="20"/>
+      </w:rPr>
+    </w:lvl>
+  </w:abstractNum>
+  <w:abstractNum w:abstractNumId="3" w15:restartNumberingAfterBreak="0">
+    <w:nsid w:val="4572747C"/>
+    <w:multiLevelType w:val="multilevel"/>
+    <w:tmpl w:val="0584D206"/>
+    <w:lvl w:ilvl="0">
+      <w:start w:val="1"/>
+      <w:numFmt w:val="bullet"/>
+      <w:lvlText w:val=""/>
+      <w:lvlJc w:val="left"/>
+      <w:pPr>
+        <w:tabs>
+          <w:tab w:val="num" w:pos="720"/>
+        </w:tabs>
+        <w:ind w:left="720" w:hanging="360"/>
+      </w:pPr>
+      <w:rPr>
+        <w:rFonts w:ascii="Symbol" w:hAnsi="Symbol" w:hint="default"/>
+        <w:sz w:val="20"/>
+      </w:rPr>
+    </w:lvl>
+    <w:lvl w:ilvl="1" w:tentative="1">
+      <w:start w:val="1"/>
+      <w:numFmt w:val="bullet"/>
+      <w:lvlText w:val="o"/>
+      <w:lvlJc w:val="left"/>
+      <w:pPr>
+        <w:tabs>
+          <w:tab w:val="num" w:pos="1440"/>
+        </w:tabs>
+        <w:ind w:left="1440" w:hanging="360"/>
+      </w:pPr>
+      <w:rPr>
+        <w:rFonts w:ascii="Courier New" w:hAnsi="Courier New" w:hint="default"/>
+        <w:sz w:val="20"/>
+      </w:rPr>
+    </w:lvl>
+    <w:lvl w:ilvl="2" w:tentative="1">
+      <w:start w:val="1"/>
+      <w:numFmt w:val="bullet"/>
+      <w:lvlText w:val=""/>
+      <w:lvlJc w:val="left"/>
+      <w:pPr>
+        <w:tabs>
+          <w:tab w:val="num" w:pos="2160"/>
+        </w:tabs>
+        <w:ind w:left="2160" w:hanging="360"/>
+      </w:pPr>
+      <w:rPr>
+        <w:rFonts w:ascii="Wingdings" w:hAnsi="Wingdings" w:hint="default"/>
+        <w:sz w:val="20"/>
+      </w:rPr>
+    </w:lvl>
+    <w:lvl w:ilvl="3" w:tentative="1">
+      <w:start w:val="1"/>
+      <w:numFmt w:val="bullet"/>
+      <w:lvlText w:val=""/>
+      <w:lvlJc w:val="left"/>
+      <w:pPr>
+        <w:tabs>
+          <w:tab w:val="num" w:pos="2880"/>
+        </w:tabs>
+        <w:ind w:left="2880" w:hanging="360"/>
+      </w:pPr>
+      <w:rPr>
+        <w:rFonts w:ascii="Wingdings" w:hAnsi="Wingdings" w:hint="default"/>
+        <w:sz w:val="20"/>
+      </w:rPr>
+    </w:lvl>
+    <w:lvl w:ilvl="4" w:tentative="1">
+      <w:start w:val="1"/>
+      <w:numFmt w:val="bullet"/>
+      <w:lvlText w:val=""/>
+      <w:lvlJc w:val="left"/>
+      <w:pPr>
+        <w:tabs>
+          <w:tab w:val="num" w:pos="3600"/>
+        </w:tabs>
+        <w:ind w:left="3600" w:hanging="360"/>
+      </w:pPr>
+      <w:rPr>
+        <w:rFonts w:ascii="Wingdings" w:hAnsi="Wingdings" w:hint="default"/>
+        <w:sz w:val="20"/>
+      </w:rPr>
+    </w:lvl>
+    <w:lvl w:ilvl="5" w:tentative="1">
+      <w:start w:val="1"/>
+      <w:numFmt w:val="bullet"/>
+      <w:lvlText w:val=""/>
+      <w:lvlJc w:val="left"/>
+      <w:pPr>
+        <w:tabs>
+          <w:tab w:val="num" w:pos="4320"/>
+        </w:tabs>
+        <w:ind w:left="4320" w:hanging="360"/>
+      </w:pPr>
+      <w:rPr>
+        <w:rFonts w:ascii="Wingdings" w:hAnsi="Wingdings" w:hint="default"/>
+        <w:sz w:val="20"/>
+      </w:rPr>
+    </w:lvl>
+    <w:lvl w:ilvl="6" w:tentative="1">
+      <w:start w:val="1"/>
+      <w:numFmt w:val="bullet"/>
+      <w:lvlText w:val=""/>
+      <w:lvlJc w:val="left"/>
+      <w:pPr>
+        <w:tabs>
+          <w:tab w:val="num" w:pos="5040"/>
+        </w:tabs>
+        <w:ind w:left="5040" w:hanging="360"/>
+      </w:pPr>
+      <w:rPr>
+        <w:rFonts w:ascii="Wingdings" w:hAnsi="Wingdings" w:hint="default"/>
+        <w:sz w:val="20"/>
+      </w:rPr>
+    </w:lvl>
+    <w:lvl w:ilvl="7" w:tentative="1">
+      <w:start w:val="1"/>
+      <w:numFmt w:val="bullet"/>
+      <w:lvlText w:val=""/>
+      <w:lvlJc w:val="left"/>
+      <w:pPr>
+        <w:tabs>
+          <w:tab w:val="num" w:pos="5760"/>
+        </w:tabs>
+        <w:ind w:left="5760" w:hanging="360"/>
+      </w:pPr>
+      <w:rPr>
+        <w:rFonts w:ascii="Wingdings" w:hAnsi="Wingdings" w:hint="default"/>
+        <w:sz w:val="20"/>
+      </w:rPr>
+    </w:lvl>
+    <w:lvl w:ilvl="8" w:tentative="1">
+      <w:start w:val="1"/>
+      <w:numFmt w:val="bullet"/>
+      <w:lvlText w:val=""/>
+      <w:lvlJc w:val="left"/>
+      <w:pPr>
+        <w:tabs>
+          <w:tab w:val="num" w:pos="6480"/>
+        </w:tabs>
+        <w:ind w:left="6480" w:hanging="360"/>
+      </w:pPr>
+      <w:rPr>
+        <w:rFonts w:ascii="Wingdings" w:hAnsi="Wingdings" w:hint="default"/>
+        <w:sz w:val="20"/>
+      </w:rPr>
+    </w:lvl>
+  </w:abstractNum>
+  <w:abstractNum w:abstractNumId="4" w15:restartNumberingAfterBreak="0">
     <w:nsid w:val="4FF11FD7"/>
     <w:multiLevelType w:val="hybridMultilevel"/>
     <w:tmpl w:val="05BC7576"/>
@@ -8552,11 +9399,175 @@
       </w:pPr>
     </w:lvl>
   </w:abstractNum>
+  <w:abstractNum w:abstractNumId="5" w15:restartNumberingAfterBreak="0">
+    <w:nsid w:val="75546844"/>
+    <w:multiLevelType w:val="multilevel"/>
+    <w:tmpl w:val="6EA4E670"/>
+    <w:lvl w:ilvl="0">
+      <w:start w:val="1"/>
+      <w:numFmt w:val="bullet"/>
+      <w:lvlText w:val=""/>
+      <w:lvlJc w:val="left"/>
+      <w:pPr>
+        <w:tabs>
+          <w:tab w:val="num" w:pos="720"/>
+        </w:tabs>
+        <w:ind w:left="720" w:hanging="360"/>
+      </w:pPr>
+      <w:rPr>
+        <w:rFonts w:ascii="Symbol" w:hAnsi="Symbol" w:hint="default"/>
+        <w:sz w:val="20"/>
+      </w:rPr>
+    </w:lvl>
+    <w:lvl w:ilvl="1" w:tentative="1">
+      <w:start w:val="1"/>
+      <w:numFmt w:val="bullet"/>
+      <w:lvlText w:val="o"/>
+      <w:lvlJc w:val="left"/>
+      <w:pPr>
+        <w:tabs>
+          <w:tab w:val="num" w:pos="1440"/>
+        </w:tabs>
+        <w:ind w:left="1440" w:hanging="360"/>
+      </w:pPr>
+      <w:rPr>
+        <w:rFonts w:ascii="Courier New" w:hAnsi="Courier New" w:hint="default"/>
+        <w:sz w:val="20"/>
+      </w:rPr>
+    </w:lvl>
+    <w:lvl w:ilvl="2" w:tentative="1">
+      <w:start w:val="1"/>
+      <w:numFmt w:val="bullet"/>
+      <w:lvlText w:val=""/>
+      <w:lvlJc w:val="left"/>
+      <w:pPr>
+        <w:tabs>
+          <w:tab w:val="num" w:pos="2160"/>
+        </w:tabs>
+        <w:ind w:left="2160" w:hanging="360"/>
+      </w:pPr>
+      <w:rPr>
+        <w:rFonts w:ascii="Wingdings" w:hAnsi="Wingdings" w:hint="default"/>
+        <w:sz w:val="20"/>
+      </w:rPr>
+    </w:lvl>
+    <w:lvl w:ilvl="3" w:tentative="1">
+      <w:start w:val="1"/>
+      <w:numFmt w:val="bullet"/>
+      <w:lvlText w:val=""/>
+      <w:lvlJc w:val="left"/>
+      <w:pPr>
+        <w:tabs>
+          <w:tab w:val="num" w:pos="2880"/>
+        </w:tabs>
+        <w:ind w:left="2880" w:hanging="360"/>
+      </w:pPr>
+      <w:rPr>
+        <w:rFonts w:ascii="Wingdings" w:hAnsi="Wingdings" w:hint="default"/>
+        <w:sz w:val="20"/>
+      </w:rPr>
+    </w:lvl>
+    <w:lvl w:ilvl="4" w:tentative="1">
+      <w:start w:val="1"/>
+      <w:numFmt w:val="bullet"/>
+      <w:lvlText w:val=""/>
+      <w:lvlJc w:val="left"/>
+      <w:pPr>
+        <w:tabs>
+          <w:tab w:val="num" w:pos="3600"/>
+        </w:tabs>
+        <w:ind w:left="3600" w:hanging="360"/>
+      </w:pPr>
+      <w:rPr>
+        <w:rFonts w:ascii="Wingdings" w:hAnsi="Wingdings" w:hint="default"/>
+        <w:sz w:val="20"/>
+      </w:rPr>
+    </w:lvl>
+    <w:lvl w:ilvl="5" w:tentative="1">
+      <w:start w:val="1"/>
+      <w:numFmt w:val="bullet"/>
+      <w:lvlText w:val=""/>
+      <w:lvlJc w:val="left"/>
+      <w:pPr>
+        <w:tabs>
+          <w:tab w:val="num" w:pos="4320"/>
+        </w:tabs>
+        <w:ind w:left="4320" w:hanging="360"/>
+      </w:pPr>
+      <w:rPr>
+        <w:rFonts w:ascii="Wingdings" w:hAnsi="Wingdings" w:hint="default"/>
+        <w:sz w:val="20"/>
+      </w:rPr>
+    </w:lvl>
+    <w:lvl w:ilvl="6" w:tentative="1">
+      <w:start w:val="1"/>
+      <w:numFmt w:val="bullet"/>
+      <w:lvlText w:val=""/>
+      <w:lvlJc w:val="left"/>
+      <w:pPr>
+        <w:tabs>
+          <w:tab w:val="num" w:pos="5040"/>
+        </w:tabs>
+        <w:ind w:left="5040" w:hanging="360"/>
+      </w:pPr>
+      <w:rPr>
+        <w:rFonts w:ascii="Wingdings" w:hAnsi="Wingdings" w:hint="default"/>
+        <w:sz w:val="20"/>
+      </w:rPr>
+    </w:lvl>
+    <w:lvl w:ilvl="7" w:tentative="1">
+      <w:start w:val="1"/>
+      <w:numFmt w:val="bullet"/>
+      <w:lvlText w:val=""/>
+      <w:lvlJc w:val="left"/>
+      <w:pPr>
+        <w:tabs>
+          <w:tab w:val="num" w:pos="5760"/>
+        </w:tabs>
+        <w:ind w:left="5760" w:hanging="360"/>
+      </w:pPr>
+      <w:rPr>
+        <w:rFonts w:ascii="Wingdings" w:hAnsi="Wingdings" w:hint="default"/>
+        <w:sz w:val="20"/>
+      </w:rPr>
+    </w:lvl>
+    <w:lvl w:ilvl="8" w:tentative="1">
+      <w:start w:val="1"/>
+      <w:numFmt w:val="bullet"/>
+      <w:lvlText w:val=""/>
+      <w:lvlJc w:val="left"/>
+      <w:pPr>
+        <w:tabs>
+          <w:tab w:val="num" w:pos="6480"/>
+        </w:tabs>
+        <w:ind w:left="6480" w:hanging="360"/>
+      </w:pPr>
+      <w:rPr>
+        <w:rFonts w:ascii="Wingdings" w:hAnsi="Wingdings" w:hint="default"/>
+        <w:sz w:val="20"/>
+      </w:rPr>
+    </w:lvl>
+  </w:abstractNum>
   <w:num w:numId="1" w16cid:durableId="111829402">
-    <w:abstractNumId w:val="0"/>
+    <w:abstractNumId w:val="4"/>
     <w:lvlOverride w:ilvl="0">
       <w:startOverride w:val="1"/>
     </w:lvlOverride>
+  </w:num>
+  <w:num w:numId="2" w16cid:durableId="1394887394">
+    <w:abstractNumId w:val="0"/>
+  </w:num>
+  <w:num w:numId="3" w16cid:durableId="194198729">
+    <w:abstractNumId w:val="5"/>
+  </w:num>
+  <w:num w:numId="4" w16cid:durableId="325281703">
+    <w:abstractNumId w:val="1"/>
+  </w:num>
+  <w:num w:numId="5" w16cid:durableId="60643985">
+    <w:abstractNumId w:val="2"/>
+  </w:num>
+  <w:num w:numId="6" w16cid:durableId="1441611824">
+    <w:abstractNumId w:val="3"/>
   </w:num>
 </w:numbering>
 </file>
@@ -8958,6 +9969,7 @@
   </w:style>
   <w:style w:type="paragraph" w:styleId="Ttulo1">
     <w:name w:val="heading 1"/>
+    <w:link w:val="Ttulo1Car"/>
     <w:uiPriority w:val="9"/>
     <w:qFormat/>
     <w:pPr>
@@ -9050,7 +10062,6 @@
   <w:style w:type="character" w:default="1" w:styleId="Fuentedeprrafopredeter">
     <w:name w:val="Default Paragraph Font"/>
     <w:uiPriority w:val="1"/>
-    <w:semiHidden/>
     <w:unhideWhenUsed/>
   </w:style>
   <w:style w:type="table" w:default="1" w:styleId="Tablanormal">
@@ -9245,6 +10256,20 @@
     <w:link w:val="Piedepgina"/>
     <w:uiPriority w:val="99"/>
     <w:rsid w:val="000E5FE8"/>
+  </w:style>
+  <w:style w:type="character" w:customStyle="1" w:styleId="Ttulo1Car">
+    <w:name w:val="Título 1 Car"/>
+    <w:basedOn w:val="Fuentedeprrafopredeter"/>
+    <w:link w:val="Ttulo1"/>
+    <w:uiPriority w:val="9"/>
+    <w:rsid w:val="007F02CF"/>
+    <w:rPr>
+      <w:b/>
+      <w:bCs/>
+      <w:color w:val="1F4E78"/>
+      <w:sz w:val="32"/>
+      <w:szCs w:val="32"/>
+    </w:rPr>
   </w:style>
 </w:styles>
 </file>
